--- a/labs/lab4/submission.docx
+++ b/labs/lab4/submission.docx
@@ -365,13 +365,8 @@
           <w:numId w:val="1021"/>
         </w:numPr>
       </w:pPr>
-      <m:oMath>
-        <m:r>
-          <m:t>λ</m:t>
-        </m:r>
-      </m:oMath>
-      <w:r>
-        <w:t xml:space="preserve">V is uncertainty in predicted output Voltage</w:t>
+      <w:r>
+        <w:t xml:space="preserve">VOM is measured output Voltage</w:t>
       </w:r>
     </w:p>
     <w:p>
@@ -383,35 +378,6 @@
         </w:numPr>
       </w:pPr>
       <w:r>
-        <w:t xml:space="preserve">VOM is measured output Voltage</w:t>
-      </w:r>
-    </w:p>
-    <w:p>
-      <w:pPr>
-        <w:pStyle w:val="Compact"/>
-        <w:numPr>
-          <w:ilvl w:val="1"/>
-          <w:numId w:val="1021"/>
-        </w:numPr>
-      </w:pPr>
-      <m:oMath>
-        <m:r>
-          <m:t>λ</m:t>
-        </m:r>
-      </m:oMath>
-      <w:r>
-        <w:t xml:space="preserve">M is uncertainty in measured output Voltage</w:t>
-      </w:r>
-    </w:p>
-    <w:p>
-      <w:pPr>
-        <w:pStyle w:val="Compact"/>
-        <w:numPr>
-          <w:ilvl w:val="1"/>
-          <w:numId w:val="1021"/>
-        </w:numPr>
-      </w:pPr>
-      <w:r>
         <w:t xml:space="preserve">ERR is error between prediction and measurement</w:t>
       </w:r>
     </w:p>
@@ -436,7 +402,7 @@
         </w:numPr>
       </w:pPr>
       <w:r>
-        <w:t xml:space="preserve">Predicted and measured Voltages match to within uncertainty and are consistent with equations.</w:t>
+        <w:t xml:space="preserve">Predicted and measured Voltages are consistent with equations.</w:t>
       </w:r>
     </w:p>
     <w:p>
@@ -448,7 +414,7 @@
         </w:numPr>
       </w:pPr>
       <w:r>
-        <w:t xml:space="preserve">Predicted and measured Voltage at 0 m depth is close to 0.3 V or 3.0 V.</w:t>
+        <w:t xml:space="preserve">Predicted and measured Voltage at 0 m depth is close to 1.1 V or 2.2 V.</w:t>
       </w:r>
     </w:p>
     <w:p>
@@ -460,233 +426,7 @@
         </w:numPr>
       </w:pPr>
       <w:r>
-        <w:t xml:space="preserve">Predicted and measured Voltage at 40 cm depth is close to 0.3 V or 3.0 V (whichever is farthest from the 0 m measurement)</w:t>
-      </w:r>
-    </w:p>
-    <w:tbl>
-      <w:tblPr>
-        <w:tblStyle w:val="Table"/>
-        <w:tblW w:type="pct" w:w="5000"/>
-        <w:tblLayout w:type="fixed"/>
-        <w:tblLook w:firstRow="1" w:lastRow="0" w:firstColumn="0" w:lastColumn="0" w:noHBand="0" w:noVBand="0" w:val="0020"/>
-      </w:tblPr>
-      <w:tblGrid>
-        <w:gridCol w:w="1244"/>
-        <w:gridCol w:w="1018"/>
-        <w:gridCol w:w="1810"/>
-        <w:gridCol w:w="1018"/>
-        <w:gridCol w:w="1810"/>
-        <w:gridCol w:w="1018"/>
-      </w:tblGrid>
-      <w:tr>
-        <w:trPr>
-          <w:tblHeader w:val="on"/>
-        </w:trPr>
-        <w:tc>
-          <w:tcPr/>
-          <w:p>
-            <w:pPr>
-              <w:pStyle w:val="Compact"/>
-            </w:pPr>
-            <w:r>
-              <w:t xml:space="preserve">Depth (cm)</w:t>
-            </w:r>
-          </w:p>
-        </w:tc>
-        <w:tc>
-          <w:tcPr/>
-          <w:p>
-            <w:pPr>
-              <w:pStyle w:val="Compact"/>
-            </w:pPr>
-            <w:r>
-              <w:t xml:space="preserve">VOP (V)</w:t>
-            </w:r>
-          </w:p>
-        </w:tc>
-        <w:tc>
-          <w:tcPr/>
-          <w:p>
-            <w:pPr>
-              <w:pStyle w:val="Compact"/>
-            </w:pPr>
-            <m:oMath>
-              <m:r>
-                <m:t>λ</m:t>
-              </m:r>
-            </m:oMath>
-            <w:r>
-              <w:t xml:space="preserve">V (V)</w:t>
-            </w:r>
-          </w:p>
-        </w:tc>
-        <w:tc>
-          <w:tcPr/>
-          <w:p>
-            <w:pPr>
-              <w:pStyle w:val="Compact"/>
-            </w:pPr>
-            <w:r>
-              <w:t xml:space="preserve">VOM (V)</w:t>
-            </w:r>
-          </w:p>
-        </w:tc>
-        <w:tc>
-          <w:tcPr/>
-          <w:p>
-            <w:pPr>
-              <w:pStyle w:val="Compact"/>
-            </w:pPr>
-            <m:oMath>
-              <m:r>
-                <m:t>λ</m:t>
-              </m:r>
-            </m:oMath>
-            <w:r>
-              <w:t xml:space="preserve">M (V)</w:t>
-            </w:r>
-          </w:p>
-        </w:tc>
-        <w:tc>
-          <w:tcPr/>
-          <w:p>
-            <w:pPr>
-              <w:pStyle w:val="Compact"/>
-            </w:pPr>
-            <w:r>
-              <w:t xml:space="preserve">ERR (%)</w:t>
-            </w:r>
-          </w:p>
-        </w:tc>
-      </w:tr>
-      <w:tr>
-        <w:tc>
-          <w:tcPr/>
-          <w:p>
-            <w:pPr>
-              <w:pStyle w:val="Compact"/>
-            </w:pPr>
-            <w:r>
-              <w:t xml:space="preserve">0</w:t>
-            </w:r>
-          </w:p>
-        </w:tc>
-        <w:tc>
-          <w:tcPr/>
-          <w:p>
-            <w:pPr>
-              <w:pStyle w:val="Compact"/>
-            </w:pPr>
-          </w:p>
-        </w:tc>
-        <w:tc>
-          <w:tcPr/>
-          <w:p>
-            <w:pPr>
-              <w:pStyle w:val="Compact"/>
-            </w:pPr>
-          </w:p>
-        </w:tc>
-        <w:tc>
-          <w:tcPr/>
-          <w:p>
-            <w:pPr>
-              <w:pStyle w:val="Compact"/>
-            </w:pPr>
-          </w:p>
-        </w:tc>
-        <w:tc>
-          <w:tcPr/>
-          <w:p>
-            <w:pPr>
-              <w:pStyle w:val="Compact"/>
-            </w:pPr>
-          </w:p>
-        </w:tc>
-        <w:tc>
-          <w:tcPr/>
-          <w:p>
-            <w:pPr>
-              <w:pStyle w:val="Compact"/>
-            </w:pPr>
-          </w:p>
-        </w:tc>
-      </w:tr>
-      <w:tr>
-        <w:tc>
-          <w:tcPr/>
-          <w:p>
-            <w:pPr>
-              <w:pStyle w:val="Compact"/>
-            </w:pPr>
-            <w:r>
-              <w:t xml:space="preserve">…</w:t>
-            </w:r>
-          </w:p>
-        </w:tc>
-        <w:tc>
-          <w:tcPr/>
-          <w:p>
-            <w:pPr>
-              <w:pStyle w:val="Compact"/>
-            </w:pPr>
-          </w:p>
-        </w:tc>
-        <w:tc>
-          <w:tcPr/>
-          <w:p>
-            <w:pPr>
-              <w:pStyle w:val="Compact"/>
-            </w:pPr>
-          </w:p>
-        </w:tc>
-        <w:tc>
-          <w:tcPr/>
-          <w:p>
-            <w:pPr>
-              <w:pStyle w:val="Compact"/>
-            </w:pPr>
-          </w:p>
-        </w:tc>
-        <w:tc>
-          <w:tcPr/>
-          <w:p>
-            <w:pPr>
-              <w:pStyle w:val="Compact"/>
-            </w:pPr>
-          </w:p>
-        </w:tc>
-        <w:tc>
-          <w:tcPr/>
-          <w:p>
-            <w:pPr>
-              <w:pStyle w:val="Compact"/>
-            </w:pPr>
-          </w:p>
-        </w:tc>
-      </w:tr>
-    </w:tbl>
-    <w:p>
-      <w:r>
-        <w:br w:type="page"/>
-      </w:r>
-    </w:p>
-    <w:bookmarkEnd w:id="21"/>
-    <w:bookmarkStart w:id="22" w:name="Xb6fad5e50ef80a1c080fb1f4d0f326573caa9a9"/>
-    <w:p>
-      <w:pPr>
-        <w:pStyle w:val="Heading2"/>
-      </w:pPr>
-      <w:r>
-        <w:t xml:space="preserve">Report on the Design and Characterization of a Thermistor Interface Circuit</w:t>
-      </w:r>
-    </w:p>
-    <w:p>
-      <w:pPr>
-        <w:pStyle w:val="FirstParagraph"/>
-      </w:pPr>
-      <w:r>
-        <w:t xml:space="preserve">Effort:</w:t>
+        <w:t xml:space="preserve">Predicted and measured Voltage at 40 cm depth is close to 1.1 V or 2.2 V (whichever is farthest from the 0 m measurement)</w:t>
       </w:r>
     </w:p>
     <w:p>
@@ -698,288 +438,7 @@
         </w:numPr>
       </w:pPr>
       <w:r>
-        <w:t xml:space="preserve">Provides a picture of the thermistor interface circuit, including the thermistor divider.</w:t>
-      </w:r>
-    </w:p>
-    <w:p>
-      <w:pPr>
-        <w:pStyle w:val="Compact"/>
-        <w:numPr>
-          <w:ilvl w:val="0"/>
-          <w:numId w:val="1027"/>
-        </w:numPr>
-      </w:pPr>
-      <w:r>
-        <w:t xml:space="preserve">Provides a schematic of the thermistor interface circuit, including the thermistor divider.</w:t>
-      </w:r>
-    </w:p>
-    <w:p>
-      <w:pPr>
-        <w:pStyle w:val="Compact"/>
-        <w:numPr>
-          <w:ilvl w:val="0"/>
-          <w:numId w:val="1028"/>
-        </w:numPr>
-      </w:pPr>
-      <w:r>
-        <w:t xml:space="preserve">Equation relating op-amp input Voltage to op-amp output Voltage is included. May be incorrect if it looks like a good faith effort.</w:t>
-      </w:r>
-    </w:p>
-    <w:p>
-      <w:pPr>
-        <w:pStyle w:val="FirstParagraph"/>
-      </w:pPr>
-      <w:r>
-        <w:t xml:space="preserve">Complete:</w:t>
-      </w:r>
-    </w:p>
-    <w:p>
-      <w:pPr>
-        <w:pStyle w:val="Compact"/>
-        <w:numPr>
-          <w:ilvl w:val="0"/>
-          <w:numId w:val="1029"/>
-        </w:numPr>
-      </w:pPr>
-      <w:r>
-        <w:t xml:space="preserve">Equation relating op-amp input to op-amp output is correct.</w:t>
-      </w:r>
-    </w:p>
-    <w:p>
-      <w:pPr>
-        <w:pStyle w:val="Compact"/>
-        <w:numPr>
-          <w:ilvl w:val="0"/>
-          <w:numId w:val="1030"/>
-        </w:numPr>
-      </w:pPr>
-      <w:r>
-        <w:t xml:space="preserve">Predicted and measured resistance values are reported with uncertainty for 0 °C and 20 °C temperatures.</w:t>
-      </w:r>
-    </w:p>
-    <w:p>
-      <w:pPr>
-        <w:pStyle w:val="Compact"/>
-        <w:numPr>
-          <w:ilvl w:val="0"/>
-          <w:numId w:val="1031"/>
-        </w:numPr>
-      </w:pPr>
-      <w:r>
-        <w:t xml:space="preserve">Predicted and measured output voltages are reported with uncertainty for 0 °C and 20 °C temperatures.</w:t>
-      </w:r>
-    </w:p>
-    <w:p>
-      <w:pPr>
-        <w:pStyle w:val="Compact"/>
-        <w:numPr>
-          <w:ilvl w:val="0"/>
-          <w:numId w:val="1032"/>
-        </w:numPr>
-      </w:pPr>
-      <w:r>
-        <w:t xml:space="preserve">Predicted Voltages and measured voltages match to within uncertainty and are consistent with equations.</w:t>
-      </w:r>
-    </w:p>
-    <w:p>
-      <w:pPr>
-        <w:pStyle w:val="Compact"/>
-        <w:numPr>
-          <w:ilvl w:val="0"/>
-          <w:numId w:val="1033"/>
-        </w:numPr>
-      </w:pPr>
-      <w:r>
-        <w:t xml:space="preserve">Predicted and measured Voltage at 0 °C is close to 0.3 V or 3.0 V.</w:t>
-      </w:r>
-    </w:p>
-    <w:p>
-      <w:pPr>
-        <w:pStyle w:val="Compact"/>
-        <w:numPr>
-          <w:ilvl w:val="0"/>
-          <w:numId w:val="1034"/>
-        </w:numPr>
-      </w:pPr>
-      <w:r>
-        <w:t xml:space="preserve">Predicted and measured Voltage at 20 °C is close to 0.3V or 3.0 V (whichever is farthest from the 0 °C measurement).</w:t>
-      </w:r>
-    </w:p>
-    <w:p>
-      <w:r>
-        <w:br w:type="page"/>
-      </w:r>
-    </w:p>
-    <w:bookmarkEnd w:id="22"/>
-    <w:bookmarkStart w:id="23" w:name="Xca8b3a4035b9a0581af4c6b3c01f2cfac9b5d1d"/>
-    <w:p>
-      <w:pPr>
-        <w:pStyle w:val="Heading2"/>
-      </w:pPr>
-      <w:r>
-        <w:t xml:space="preserve">Report on Steinhart-Hart Fitting of Thermistor</w:t>
-      </w:r>
-    </w:p>
-    <w:p>
-      <w:pPr>
-        <w:pStyle w:val="FirstParagraph"/>
-      </w:pPr>
-      <w:r>
-        <w:t xml:space="preserve">Provide a table of results that matches the form below. Note the following:</w:t>
-      </w:r>
-      <w:r>
-        <w:t xml:space="preserve"> </w:t>
-      </w:r>
-      <w:r>
-        <w:t xml:space="preserve">- T is the temperature measured by the digital thermometer</w:t>
-      </w:r>
-      <w:r>
-        <w:t xml:space="preserve"> </w:t>
-      </w:r>
-      <w:r>
-        <w:t xml:space="preserve">-</w:t>
-      </w:r>
-      <w:r>
-        <w:t xml:space="preserve"> </w:t>
-      </w:r>
-      <m:oMath>
-        <m:r>
-          <m:t>λ</m:t>
-        </m:r>
-      </m:oMath>
-      <w:r>
-        <w:t xml:space="preserve">T is uncertainty in T.</w:t>
-      </w:r>
-      <w:r>
-        <w:t xml:space="preserve"> </w:t>
-      </w:r>
-      <w:r>
-        <w:t xml:space="preserve">- R is the resistance measured by the multimeter.</w:t>
-      </w:r>
-      <w:r>
-        <w:t xml:space="preserve"> </w:t>
-      </w:r>
-      <w:r>
-        <w:t xml:space="preserve">-</w:t>
-      </w:r>
-      <w:r>
-        <w:t xml:space="preserve"> </w:t>
-      </w:r>
-      <m:oMath>
-        <m:r>
-          <m:t>λ</m:t>
-        </m:r>
-      </m:oMath>
-      <w:r>
-        <w:t xml:space="preserve">R is uncertainty in R.</w:t>
-      </w:r>
-    </w:p>
-    <w:p>
-      <w:pPr>
-        <w:pStyle w:val="BodyText"/>
-      </w:pPr>
-      <w:r>
-        <w:t xml:space="preserve">Also provide extracted Steinhart-Hart coefficients with uncertainty and two graphs. One graph overlays R-T data, the Steinhart-Hart fit and the fit from the datasheet. The other provides residuals from the Steinhart-Hart fit.</w:t>
-      </w:r>
-    </w:p>
-    <w:p>
-      <w:pPr>
-        <w:pStyle w:val="BodyText"/>
-      </w:pPr>
-      <w:r>
-        <w:t xml:space="preserve">Effort:</w:t>
-      </w:r>
-    </w:p>
-    <w:p>
-      <w:pPr>
-        <w:pStyle w:val="Compact"/>
-        <w:numPr>
-          <w:ilvl w:val="0"/>
-          <w:numId w:val="1035"/>
-        </w:numPr>
-      </w:pPr>
-      <w:r>
-        <w:t xml:space="preserve">At least four of table rows are filled in. May omit uncertainty columns.</w:t>
-      </w:r>
-    </w:p>
-    <w:p>
-      <w:pPr>
-        <w:pStyle w:val="Compact"/>
-        <w:numPr>
-          <w:ilvl w:val="0"/>
-          <w:numId w:val="1036"/>
-        </w:numPr>
-      </w:pPr>
-      <w:r>
-        <w:t xml:space="preserve">Provides graph of 1/T vs. R data.</w:t>
-      </w:r>
-    </w:p>
-    <w:p>
-      <w:pPr>
-        <w:pStyle w:val="FirstParagraph"/>
-      </w:pPr>
-      <w:r>
-        <w:t xml:space="preserve">Complete:</w:t>
-      </w:r>
-    </w:p>
-    <w:p>
-      <w:pPr>
-        <w:pStyle w:val="Compact"/>
-        <w:numPr>
-          <w:ilvl w:val="0"/>
-          <w:numId w:val="1037"/>
-        </w:numPr>
-      </w:pPr>
-      <w:r>
-        <w:t xml:space="preserve">All table rows are filled in.</w:t>
-      </w:r>
-    </w:p>
-    <w:p>
-      <w:pPr>
-        <w:pStyle w:val="Compact"/>
-        <w:numPr>
-          <w:ilvl w:val="0"/>
-          <w:numId w:val="1038"/>
-        </w:numPr>
-      </w:pPr>
-      <w:r>
-        <w:t xml:space="preserve">All uncertainties are included and correct.</w:t>
-      </w:r>
-    </w:p>
-    <w:p>
-      <w:pPr>
-        <w:pStyle w:val="Compact"/>
-        <w:numPr>
-          <w:ilvl w:val="0"/>
-          <w:numId w:val="1039"/>
-        </w:numPr>
-      </w:pPr>
-      <w:r>
-        <w:t xml:space="preserve">Includes code showing how to calculate Steinhart-Hart coefficients.</w:t>
-      </w:r>
-    </w:p>
-    <w:p>
-      <w:pPr>
-        <w:pStyle w:val="Compact"/>
-        <w:numPr>
-          <w:ilvl w:val="0"/>
-          <w:numId w:val="1040"/>
-        </w:numPr>
-      </w:pPr>
-      <w:r>
-        <w:t xml:space="preserve">Includes a plot of 1/T vs. R that shows measured points with uncertainty, fit based on datasheet equation, and fit based on extracted Steinhart-Hart coefficients.</w:t>
-      </w:r>
-    </w:p>
-    <w:p>
-      <w:pPr>
-        <w:pStyle w:val="Compact"/>
-        <w:numPr>
-          <w:ilvl w:val="0"/>
-          <w:numId w:val="1041"/>
-        </w:numPr>
-      </w:pPr>
-      <w:r>
-        <w:t xml:space="preserve">Include plot of residuals from Steinhart-Hart fit.</w:t>
+        <w:t xml:space="preserve">2-3 sentences on possible sources of uncertainty</w:t>
       </w:r>
     </w:p>
     <w:tbl>
@@ -1005,7 +464,7 @@
               <w:pStyle w:val="Compact"/>
             </w:pPr>
             <w:r>
-              <w:t xml:space="preserve">T (°C)</w:t>
+              <w:t xml:space="preserve">Depth (cm)</w:t>
             </w:r>
           </w:p>
         </w:tc>
@@ -1015,11 +474,595 @@
             <w:pPr>
               <w:pStyle w:val="Compact"/>
             </w:pPr>
+            <w:r>
+              <w:t xml:space="preserve">VOP (V)</w:t>
+            </w:r>
+          </w:p>
+        </w:tc>
+        <w:tc>
+          <w:tcPr/>
+          <w:p>
+            <w:pPr>
+              <w:pStyle w:val="Compact"/>
+            </w:pPr>
+            <w:r>
+              <w:t xml:space="preserve">VOM (V)</w:t>
+            </w:r>
+          </w:p>
+        </w:tc>
+        <w:tc>
+          <w:tcPr/>
+          <w:p>
+            <w:pPr>
+              <w:pStyle w:val="Compact"/>
+            </w:pPr>
+            <w:r>
+              <w:t xml:space="preserve">ERR (%)</w:t>
+            </w:r>
+          </w:p>
+        </w:tc>
+      </w:tr>
+      <w:tr>
+        <w:tc>
+          <w:tcPr/>
+          <w:p>
+            <w:pPr>
+              <w:pStyle w:val="Compact"/>
+            </w:pPr>
+            <w:r>
+              <w:t xml:space="preserve">0</w:t>
+            </w:r>
+          </w:p>
+        </w:tc>
+        <w:tc>
+          <w:tcPr/>
+          <w:p>
+            <w:pPr>
+              <w:pStyle w:val="Compact"/>
+            </w:pPr>
+          </w:p>
+        </w:tc>
+        <w:tc>
+          <w:tcPr/>
+          <w:p>
+            <w:pPr>
+              <w:pStyle w:val="Compact"/>
+            </w:pPr>
+          </w:p>
+        </w:tc>
+        <w:tc>
+          <w:tcPr/>
+          <w:p>
+            <w:pPr>
+              <w:pStyle w:val="Compact"/>
+            </w:pPr>
+          </w:p>
+        </w:tc>
+      </w:tr>
+      <w:tr>
+        <w:tc>
+          <w:tcPr/>
+          <w:p>
+            <w:pPr>
+              <w:pStyle w:val="Compact"/>
+            </w:pPr>
+            <w:r>
+              <w:t xml:space="preserve">…</w:t>
+            </w:r>
+          </w:p>
+        </w:tc>
+        <w:tc>
+          <w:tcPr/>
+          <w:p>
+            <w:pPr>
+              <w:pStyle w:val="Compact"/>
+            </w:pPr>
+          </w:p>
+        </w:tc>
+        <w:tc>
+          <w:tcPr/>
+          <w:p>
+            <w:pPr>
+              <w:pStyle w:val="Compact"/>
+            </w:pPr>
+          </w:p>
+        </w:tc>
+        <w:tc>
+          <w:tcPr/>
+          <w:p>
+            <w:pPr>
+              <w:pStyle w:val="Compact"/>
+            </w:pPr>
+          </w:p>
+        </w:tc>
+      </w:tr>
+    </w:tbl>
+    <w:p>
+      <w:r>
+        <w:br w:type="page"/>
+      </w:r>
+    </w:p>
+    <w:bookmarkEnd w:id="21"/>
+    <w:bookmarkStart w:id="22" w:name="Xb6fad5e50ef80a1c080fb1f4d0f326573caa9a9"/>
+    <w:p>
+      <w:pPr>
+        <w:pStyle w:val="Heading2"/>
+      </w:pPr>
+      <w:r>
+        <w:t xml:space="preserve">Report on the Design and Characterization of a Thermistor Interface Circuit</w:t>
+      </w:r>
+    </w:p>
+    <w:p>
+      <w:pPr>
+        <w:pStyle w:val="FirstParagraph"/>
+      </w:pPr>
+      <w:r>
+        <w:t xml:space="preserve">Effort:</w:t>
+      </w:r>
+    </w:p>
+    <w:p>
+      <w:pPr>
+        <w:pStyle w:val="Compact"/>
+        <w:numPr>
+          <w:ilvl w:val="0"/>
+          <w:numId w:val="1027"/>
+        </w:numPr>
+      </w:pPr>
+      <w:r>
+        <w:t xml:space="preserve">Provides a picture of the thermistor interface circuit, including the thermistor divider.</w:t>
+      </w:r>
+    </w:p>
+    <w:p>
+      <w:pPr>
+        <w:pStyle w:val="Compact"/>
+        <w:numPr>
+          <w:ilvl w:val="0"/>
+          <w:numId w:val="1028"/>
+        </w:numPr>
+      </w:pPr>
+      <w:r>
+        <w:t xml:space="preserve">Provides a schematic of the thermistor interface circuit, including the thermistor divider.</w:t>
+      </w:r>
+    </w:p>
+    <w:p>
+      <w:pPr>
+        <w:pStyle w:val="Compact"/>
+        <w:numPr>
+          <w:ilvl w:val="0"/>
+          <w:numId w:val="1029"/>
+        </w:numPr>
+      </w:pPr>
+      <w:r>
+        <w:t xml:space="preserve">Equation relating op-amp input Voltage to op-amp output Voltage is included. May be incorrect if it looks like a good faith effort.</w:t>
+      </w:r>
+    </w:p>
+    <w:p>
+      <w:pPr>
+        <w:pStyle w:val="FirstParagraph"/>
+      </w:pPr>
+      <w:r>
+        <w:t xml:space="preserve">Complete:</w:t>
+      </w:r>
+    </w:p>
+    <w:p>
+      <w:pPr>
+        <w:pStyle w:val="Compact"/>
+        <w:numPr>
+          <w:ilvl w:val="0"/>
+          <w:numId w:val="1030"/>
+        </w:numPr>
+      </w:pPr>
+      <w:r>
+        <w:t xml:space="preserve">Equation relating op-amp input to op-amp output is correct.</w:t>
+      </w:r>
+    </w:p>
+    <w:p>
+      <w:pPr>
+        <w:pStyle w:val="Compact"/>
+        <w:numPr>
+          <w:ilvl w:val="0"/>
+          <w:numId w:val="1031"/>
+        </w:numPr>
+      </w:pPr>
+      <w:r>
+        <w:t xml:space="preserve">Predicted and measured resistance values are reported for 0 °C and 20 °C temperatures.</w:t>
+      </w:r>
+    </w:p>
+    <w:p>
+      <w:pPr>
+        <w:pStyle w:val="Compact"/>
+        <w:numPr>
+          <w:ilvl w:val="0"/>
+          <w:numId w:val="1032"/>
+        </w:numPr>
+      </w:pPr>
+      <w:r>
+        <w:t xml:space="preserve">Predicted and measured output voltages are reported for 0 °C and 20 °C temperatures.</w:t>
+      </w:r>
+    </w:p>
+    <w:p>
+      <w:pPr>
+        <w:pStyle w:val="Compact"/>
+        <w:numPr>
+          <w:ilvl w:val="0"/>
+          <w:numId w:val="1033"/>
+        </w:numPr>
+      </w:pPr>
+      <w:r>
+        <w:t xml:space="preserve">Predicted Voltages and measured voltages are consistent with equations.</w:t>
+      </w:r>
+    </w:p>
+    <w:p>
+      <w:pPr>
+        <w:pStyle w:val="Compact"/>
+        <w:numPr>
+          <w:ilvl w:val="0"/>
+          <w:numId w:val="1034"/>
+        </w:numPr>
+      </w:pPr>
+      <w:r>
+        <w:t xml:space="preserve">Predicted and measured Voltage at 0 °C is close to 0.3 V or 3.0 V.</w:t>
+      </w:r>
+    </w:p>
+    <w:p>
+      <w:pPr>
+        <w:pStyle w:val="Compact"/>
+        <w:numPr>
+          <w:ilvl w:val="0"/>
+          <w:numId w:val="1035"/>
+        </w:numPr>
+      </w:pPr>
+      <w:r>
+        <w:t xml:space="preserve">Predicted and measured Voltage at 20 °C is close to 0.3V or 3.0 V (whichever is farthest from the 0 °C measurement).</w:t>
+      </w:r>
+    </w:p>
+    <w:p>
+      <w:pPr>
+        <w:pStyle w:val="Compact"/>
+        <w:numPr>
+          <w:ilvl w:val="0"/>
+          <w:numId w:val="1036"/>
+        </w:numPr>
+      </w:pPr>
+      <w:r>
+        <w:t xml:space="preserve">2-3 sentences on possible sources of uncertainty</w:t>
+      </w:r>
+    </w:p>
+    <w:tbl>
+      <w:tblPr>
+        <w:tblStyle w:val="Table"/>
+        <w:tblW w:type="auto" w:w="0"/>
+        <w:tblLook w:firstRow="1" w:lastRow="0" w:firstColumn="0" w:lastColumn="0" w:noHBand="0" w:noVBand="0" w:val="0020"/>
+      </w:tblPr>
+      <w:tblGrid>
+        <w:gridCol w:w="1584"/>
+        <w:gridCol w:w="1584"/>
+        <w:gridCol w:w="1584"/>
+        <w:gridCol w:w="1584"/>
+        <w:gridCol w:w="1584"/>
+      </w:tblGrid>
+      <w:tr>
+        <w:trPr>
+          <w:tblHeader w:val="on"/>
+        </w:trPr>
+        <w:tc>
+          <w:tcPr/>
+          <w:p>
+            <w:pPr>
+              <w:pStyle w:val="Compact"/>
+            </w:pPr>
+            <w:r>
+              <w:t xml:space="preserve">Temp (C)</w:t>
+            </w:r>
+          </w:p>
+        </w:tc>
+        <w:tc>
+          <w:tcPr/>
+          <w:p>
+            <w:pPr>
+              <w:pStyle w:val="Compact"/>
+            </w:pPr>
+            <w:r>
+              <w:t xml:space="preserve">RP (</w:t>
+            </w:r>
             <m:oMath>
               <m:r>
-                <m:t>λ</m:t>
+                <m:t>Ω</m:t>
               </m:r>
             </m:oMath>
+            <w:r>
+              <w:t xml:space="preserve">)</w:t>
+            </w:r>
+          </w:p>
+        </w:tc>
+        <w:tc>
+          <w:tcPr/>
+          <w:p>
+            <w:pPr>
+              <w:pStyle w:val="Compact"/>
+            </w:pPr>
+            <w:r>
+              <w:t xml:space="preserve">VOP (V)</w:t>
+            </w:r>
+          </w:p>
+        </w:tc>
+        <w:tc>
+          <w:tcPr/>
+          <w:p>
+            <w:pPr>
+              <w:pStyle w:val="Compact"/>
+            </w:pPr>
+            <w:r>
+              <w:t xml:space="preserve">VOM (V)</w:t>
+            </w:r>
+          </w:p>
+        </w:tc>
+        <w:tc>
+          <w:tcPr/>
+          <w:p>
+            <w:pPr>
+              <w:pStyle w:val="Compact"/>
+            </w:pPr>
+            <w:r>
+              <w:t xml:space="preserve">ERR (%)</w:t>
+            </w:r>
+          </w:p>
+        </w:tc>
+      </w:tr>
+      <w:tr>
+        <w:tc>
+          <w:tcPr/>
+          <w:p>
+            <w:pPr>
+              <w:pStyle w:val="Compact"/>
+            </w:pPr>
+            <w:r>
+              <w:t xml:space="preserve">0</w:t>
+            </w:r>
+          </w:p>
+        </w:tc>
+        <w:tc>
+          <w:tcPr/>
+          <w:p>
+            <w:pPr>
+              <w:pStyle w:val="Compact"/>
+            </w:pPr>
+          </w:p>
+        </w:tc>
+        <w:tc>
+          <w:tcPr/>
+          <w:p>
+            <w:pPr>
+              <w:pStyle w:val="Compact"/>
+            </w:pPr>
+          </w:p>
+        </w:tc>
+        <w:tc>
+          <w:tcPr/>
+          <w:p>
+            <w:pPr>
+              <w:pStyle w:val="Compact"/>
+            </w:pPr>
+          </w:p>
+        </w:tc>
+        <w:tc>
+          <w:tcPr/>
+          <w:p>
+            <w:pPr>
+              <w:pStyle w:val="Compact"/>
+            </w:pPr>
+          </w:p>
+        </w:tc>
+      </w:tr>
+      <w:tr>
+        <w:tc>
+          <w:tcPr/>
+          <w:p>
+            <w:pPr>
+              <w:pStyle w:val="Compact"/>
+            </w:pPr>
+            <w:r>
+              <w:t xml:space="preserve">…</w:t>
+            </w:r>
+          </w:p>
+        </w:tc>
+        <w:tc>
+          <w:tcPr/>
+          <w:p>
+            <w:pPr>
+              <w:pStyle w:val="Compact"/>
+            </w:pPr>
+          </w:p>
+        </w:tc>
+        <w:tc>
+          <w:tcPr/>
+          <w:p>
+            <w:pPr>
+              <w:pStyle w:val="Compact"/>
+            </w:pPr>
+          </w:p>
+        </w:tc>
+        <w:tc>
+          <w:tcPr/>
+          <w:p>
+            <w:pPr>
+              <w:pStyle w:val="Compact"/>
+            </w:pPr>
+          </w:p>
+        </w:tc>
+        <w:tc>
+          <w:tcPr/>
+          <w:p>
+            <w:pPr>
+              <w:pStyle w:val="Compact"/>
+            </w:pPr>
+          </w:p>
+        </w:tc>
+      </w:tr>
+    </w:tbl>
+    <w:p>
+      <w:r>
+        <w:br w:type="page"/>
+      </w:r>
+    </w:p>
+    <w:bookmarkEnd w:id="22"/>
+    <w:bookmarkStart w:id="23" w:name="Xca8b3a4035b9a0581af4c6b3c01f2cfac9b5d1d"/>
+    <w:p>
+      <w:pPr>
+        <w:pStyle w:val="Heading2"/>
+      </w:pPr>
+      <w:r>
+        <w:t xml:space="preserve">Report on Steinhart-Hart Fitting of Thermistor</w:t>
+      </w:r>
+    </w:p>
+    <w:p>
+      <w:pPr>
+        <w:pStyle w:val="FirstParagraph"/>
+      </w:pPr>
+      <w:r>
+        <w:t xml:space="preserve">Provide a table of results that matches the form below. Note the following:</w:t>
+      </w:r>
+      <w:r>
+        <w:t xml:space="preserve"> </w:t>
+      </w:r>
+      <w:r>
+        <w:t xml:space="preserve">- T is the temperature measured by the digital thermometer</w:t>
+      </w:r>
+      <w:r>
+        <w:t xml:space="preserve"> </w:t>
+      </w:r>
+      <w:r>
+        <w:t xml:space="preserve">- R is the resistance measured by the multimeter.</w:t>
+      </w:r>
+    </w:p>
+    <w:p>
+      <w:pPr>
+        <w:pStyle w:val="BodyText"/>
+      </w:pPr>
+      <w:r>
+        <w:t xml:space="preserve">Also provide extracted Steinhart-Hart coefficients with uncertainty and two graphs. One graph overlays R-T data and the Non-linear Steinhart-Hart fit. The other provides residuals from the Steinhart-Hart fit.</w:t>
+      </w:r>
+    </w:p>
+    <w:p>
+      <w:pPr>
+        <w:pStyle w:val="BodyText"/>
+      </w:pPr>
+      <w:r>
+        <w:t xml:space="preserve">Effort:</w:t>
+      </w:r>
+    </w:p>
+    <w:p>
+      <w:pPr>
+        <w:pStyle w:val="Compact"/>
+        <w:numPr>
+          <w:ilvl w:val="0"/>
+          <w:numId w:val="1037"/>
+        </w:numPr>
+      </w:pPr>
+      <w:r>
+        <w:t xml:space="preserve">At least four of table rows are filled in.</w:t>
+      </w:r>
+    </w:p>
+    <w:p>
+      <w:pPr>
+        <w:pStyle w:val="Compact"/>
+        <w:numPr>
+          <w:ilvl w:val="0"/>
+          <w:numId w:val="1038"/>
+        </w:numPr>
+      </w:pPr>
+      <w:r>
+        <w:t xml:space="preserve">Provides graph of T vs. R data.</w:t>
+      </w:r>
+    </w:p>
+    <w:p>
+      <w:pPr>
+        <w:pStyle w:val="Compact"/>
+        <w:numPr>
+          <w:ilvl w:val="0"/>
+          <w:numId w:val="1039"/>
+        </w:numPr>
+      </w:pPr>
+      <w:r>
+        <w:t xml:space="preserve">2-3 sentences on possible sources of uncertainty</w:t>
+      </w:r>
+    </w:p>
+    <w:p>
+      <w:pPr>
+        <w:pStyle w:val="FirstParagraph"/>
+      </w:pPr>
+      <w:r>
+        <w:t xml:space="preserve">Complete:</w:t>
+      </w:r>
+    </w:p>
+    <w:p>
+      <w:pPr>
+        <w:pStyle w:val="Compact"/>
+        <w:numPr>
+          <w:ilvl w:val="0"/>
+          <w:numId w:val="1040"/>
+        </w:numPr>
+      </w:pPr>
+      <w:r>
+        <w:t xml:space="preserve">All table rows are filled in.</w:t>
+      </w:r>
+    </w:p>
+    <w:p>
+      <w:pPr>
+        <w:pStyle w:val="Compact"/>
+        <w:numPr>
+          <w:ilvl w:val="0"/>
+          <w:numId w:val="1041"/>
+        </w:numPr>
+      </w:pPr>
+      <w:r>
+        <w:t xml:space="preserve">Includes code showing how to calculate Steinhart-Hart coefficients.</w:t>
+      </w:r>
+    </w:p>
+    <w:p>
+      <w:pPr>
+        <w:pStyle w:val="Compact"/>
+        <w:numPr>
+          <w:ilvl w:val="0"/>
+          <w:numId w:val="1042"/>
+        </w:numPr>
+      </w:pPr>
+      <w:r>
+        <w:t xml:space="preserve">Includes a plot of T vs. R that shows measured points with uncertainty and fit based on extracted Steinhart-Hart coefficients.</w:t>
+      </w:r>
+    </w:p>
+    <w:p>
+      <w:pPr>
+        <w:pStyle w:val="Compact"/>
+        <w:numPr>
+          <w:ilvl w:val="0"/>
+          <w:numId w:val="1043"/>
+        </w:numPr>
+      </w:pPr>
+      <w:r>
+        <w:t xml:space="preserve">Include plot of residuals from Steinhart-Hart fit.</w:t>
+      </w:r>
+    </w:p>
+    <w:tbl>
+      <w:tblPr>
+        <w:tblStyle w:val="Table"/>
+        <w:tblW w:type="auto" w:w="0"/>
+        <w:tblLook w:firstRow="1" w:lastRow="0" w:firstColumn="0" w:lastColumn="0" w:noHBand="0" w:noVBand="0" w:val="0020"/>
+      </w:tblPr>
+      <w:tblGrid>
+        <w:gridCol w:w="3960"/>
+        <w:gridCol w:w="3960"/>
+      </w:tblGrid>
+      <w:tr>
+        <w:trPr>
+          <w:tblHeader w:val="on"/>
+        </w:trPr>
+        <w:tc>
+          <w:tcPr/>
+          <w:p>
+            <w:pPr>
+              <w:pStyle w:val="Compact"/>
+            </w:pPr>
             <w:r>
               <w:t xml:space="preserve">T (°C)</w:t>
             </w:r>
@@ -1044,30 +1087,6 @@
             </w:r>
           </w:p>
         </w:tc>
-        <w:tc>
-          <w:tcPr/>
-          <w:p>
-            <w:pPr>
-              <w:pStyle w:val="Compact"/>
-            </w:pPr>
-            <m:oMath>
-              <m:r>
-                <m:t>λ</m:t>
-              </m:r>
-            </m:oMath>
-            <w:r>
-              <w:t xml:space="preserve">R (k</w:t>
-            </w:r>
-            <m:oMath>
-              <m:r>
-                <m:t>Ω</m:t>
-              </m:r>
-            </m:oMath>
-            <w:r>
-              <w:t xml:space="preserve">)</w:t>
-            </w:r>
-          </w:p>
-        </w:tc>
       </w:tr>
       <w:tr>
         <w:tc>
@@ -1086,22 +1105,6 @@
             </w:pPr>
           </w:p>
         </w:tc>
-        <w:tc>
-          <w:tcPr/>
-          <w:p>
-            <w:pPr>
-              <w:pStyle w:val="Compact"/>
-            </w:pPr>
-          </w:p>
-        </w:tc>
-        <w:tc>
-          <w:tcPr/>
-          <w:p>
-            <w:pPr>
-              <w:pStyle w:val="Compact"/>
-            </w:pPr>
-          </w:p>
-        </w:tc>
       </w:tr>
       <w:tr>
         <w:tc>
@@ -1120,22 +1123,6 @@
             </w:pPr>
           </w:p>
         </w:tc>
-        <w:tc>
-          <w:tcPr/>
-          <w:p>
-            <w:pPr>
-              <w:pStyle w:val="Compact"/>
-            </w:pPr>
-          </w:p>
-        </w:tc>
-        <w:tc>
-          <w:tcPr/>
-          <w:p>
-            <w:pPr>
-              <w:pStyle w:val="Compact"/>
-            </w:pPr>
-          </w:p>
-        </w:tc>
       </w:tr>
       <w:tr>
         <w:tc>
@@ -1154,22 +1141,6 @@
             </w:pPr>
           </w:p>
         </w:tc>
-        <w:tc>
-          <w:tcPr/>
-          <w:p>
-            <w:pPr>
-              <w:pStyle w:val="Compact"/>
-            </w:pPr>
-          </w:p>
-        </w:tc>
-        <w:tc>
-          <w:tcPr/>
-          <w:p>
-            <w:pPr>
-              <w:pStyle w:val="Compact"/>
-            </w:pPr>
-          </w:p>
-        </w:tc>
       </w:tr>
     </w:tbl>
     <w:p>
@@ -1204,94 +1175,26 @@
         <w:t xml:space="preserve"> </w:t>
       </w:r>
       <w:r>
-        <w:t xml:space="preserve">-</w:t>
+        <w:t xml:space="preserve">- TK is the temperature measured by the type-K thermocouple when the multimeter was in temperature mode.</w:t>
       </w:r>
       <w:r>
         <w:t xml:space="preserve"> </w:t>
       </w:r>
-      <m:oMath>
-        <m:r>
-          <m:t>λ</m:t>
-        </m:r>
-      </m:oMath>
-      <w:r>
-        <w:t xml:space="preserve">T is uncertainty in TT.</w:t>
+      <w:r>
+        <w:t xml:space="preserve">- V is the thermocouple Voltage when the multimeter was in Voltage mode.</w:t>
       </w:r>
       <w:r>
         <w:t xml:space="preserve"> </w:t>
       </w:r>
       <w:r>
-        <w:t xml:space="preserve">- TK is the temperature measured by the type-K thermocouple when the multimeter was in temperature mode.</w:t>
+        <w:t xml:space="preserve">- CJC is the cold junction compensation Voltage.</w:t>
       </w:r>
       <w:r>
         <w:t xml:space="preserve"> </w:t>
       </w:r>
       <w:r>
-        <w:t xml:space="preserve">-</w:t>
-      </w:r>
-      <w:r>
-        <w:t xml:space="preserve"> </w:t>
-      </w:r>
-      <m:oMath>
-        <m:r>
-          <m:t>λ</m:t>
-        </m:r>
-      </m:oMath>
-      <w:r>
-        <w:t xml:space="preserve">K is uncertainty in TK.</w:t>
-      </w:r>
-      <w:r>
-        <w:t xml:space="preserve"> </w:t>
-      </w:r>
-      <w:r>
-        <w:t xml:space="preserve">- V is the thermocouple Voltage when the multimeter was in Voltage mode.</w:t>
-      </w:r>
-      <w:r>
-        <w:t xml:space="preserve"> </w:t>
-      </w:r>
-      <w:r>
-        <w:t xml:space="preserve">-</w:t>
-      </w:r>
-      <w:r>
-        <w:t xml:space="preserve"> </w:t>
-      </w:r>
-      <m:oMath>
-        <m:r>
-          <m:t>λ</m:t>
-        </m:r>
-      </m:oMath>
-      <w:r>
-        <w:t xml:space="preserve">V is the uncertainty in V.</w:t>
-      </w:r>
-      <w:r>
-        <w:t xml:space="preserve"> </w:t>
-      </w:r>
-      <w:r>
-        <w:t xml:space="preserve">- CJC is the cold junction compensation Voltage.</w:t>
-      </w:r>
-      <w:r>
-        <w:t xml:space="preserve"> </w:t>
-      </w:r>
-      <w:r>
         <w:t xml:space="preserve">- TD is the temperature decoded from the Voltage in Thermocouple mode.</w:t>
       </w:r>
-      <w:r>
-        <w:t xml:space="preserve"> </w:t>
-      </w:r>
-      <w:r>
-        <w:t xml:space="preserve">-</w:t>
-      </w:r>
-      <w:r>
-        <w:t xml:space="preserve"> </w:t>
-      </w:r>
-      <m:oMath>
-        <m:r>
-          <m:t>λ</m:t>
-        </m:r>
-      </m:oMath>
-      <w:r>
-        <w:t xml:space="preserve">D is the uncertainty in TD.</w:t>
-      </w:r>
     </w:p>
     <w:p>
       <w:pPr>
@@ -1306,19 +1209,19 @@
         <w:pStyle w:val="Compact"/>
         <w:numPr>
           <w:ilvl w:val="0"/>
-          <w:numId w:val="1042"/>
-        </w:numPr>
-      </w:pPr>
-      <w:r>
-        <w:t xml:space="preserve">At least two of table rows are filled in. May omit uncertainty columns.</w:t>
-      </w:r>
-    </w:p>
-    <w:p>
-      <w:pPr>
-        <w:pStyle w:val="Compact"/>
-        <w:numPr>
-          <w:ilvl w:val="0"/>
-          <w:numId w:val="1043"/>
+          <w:numId w:val="1044"/>
+        </w:numPr>
+      </w:pPr>
+      <w:r>
+        <w:t xml:space="preserve">At least two of table rows are filled in.</w:t>
+      </w:r>
+    </w:p>
+    <w:p>
+      <w:pPr>
+        <w:pStyle w:val="Compact"/>
+        <w:numPr>
+          <w:ilvl w:val="0"/>
+          <w:numId w:val="1045"/>
         </w:numPr>
       </w:pPr>
       <w:r>
@@ -1327,6 +1230,18 @@
     </w:p>
     <w:p>
       <w:pPr>
+        <w:pStyle w:val="Compact"/>
+        <w:numPr>
+          <w:ilvl w:val="0"/>
+          <w:numId w:val="1046"/>
+        </w:numPr>
+      </w:pPr>
+      <w:r>
+        <w:t xml:space="preserve">2-3 sentences on possible sources of uncertainty</w:t>
+      </w:r>
+    </w:p>
+    <w:p>
+      <w:pPr>
         <w:pStyle w:val="FirstParagraph"/>
       </w:pPr>
       <w:r>
@@ -1338,7 +1253,7 @@
         <w:pStyle w:val="Compact"/>
         <w:numPr>
           <w:ilvl w:val="0"/>
-          <w:numId w:val="1044"/>
+          <w:numId w:val="1047"/>
         </w:numPr>
       </w:pPr>
       <w:r>
@@ -1350,19 +1265,7 @@
         <w:pStyle w:val="Compact"/>
         <w:numPr>
           <w:ilvl w:val="0"/>
-          <w:numId w:val="1045"/>
-        </w:numPr>
-      </w:pPr>
-      <w:r>
-        <w:t xml:space="preserve">All uncertainties are included and correct.</w:t>
-      </w:r>
-    </w:p>
-    <w:p>
-      <w:pPr>
-        <w:pStyle w:val="Compact"/>
-        <w:numPr>
-          <w:ilvl w:val="0"/>
-          <w:numId w:val="1046"/>
+          <w:numId w:val="1048"/>
         </w:numPr>
       </w:pPr>
       <w:r>
@@ -1372,20 +1275,15 @@
     <w:tbl>
       <w:tblPr>
         <w:tblStyle w:val="Table"/>
-        <w:tblW w:type="pct" w:w="5000"/>
-        <w:tblLayout w:type="fixed"/>
+        <w:tblW w:type="auto" w:w="0"/>
         <w:tblLook w:firstRow="1" w:lastRow="0" w:firstColumn="0" w:lastColumn="0" w:noHBand="0" w:noVBand="0" w:val="0020"/>
       </w:tblPr>
       <w:tblGrid>
-        <w:gridCol w:w="630"/>
-        <w:gridCol w:w="1191"/>
-        <w:gridCol w:w="630"/>
-        <w:gridCol w:w="1191"/>
-        <w:gridCol w:w="560"/>
-        <w:gridCol w:w="1191"/>
-        <w:gridCol w:w="700"/>
-        <w:gridCol w:w="630"/>
-        <w:gridCol w:w="1191"/>
+        <w:gridCol w:w="1584"/>
+        <w:gridCol w:w="1584"/>
+        <w:gridCol w:w="1584"/>
+        <w:gridCol w:w="1584"/>
+        <w:gridCol w:w="1584"/>
       </w:tblGrid>
       <w:tr>
         <w:trPr>
@@ -1408,22 +1306,6 @@
             <w:pPr>
               <w:pStyle w:val="Compact"/>
             </w:pPr>
-            <m:oMath>
-              <m:r>
-                <m:t>λ</m:t>
-              </m:r>
-            </m:oMath>
-            <w:r>
-              <w:t xml:space="preserve">T (°C)</w:t>
-            </w:r>
-          </w:p>
-        </w:tc>
-        <w:tc>
-          <w:tcPr/>
-          <w:p>
-            <w:pPr>
-              <w:pStyle w:val="Compact"/>
-            </w:pPr>
             <w:r>
               <w:t xml:space="preserve">TK (°C)</w:t>
             </w:r>
@@ -1435,22 +1317,6 @@
             <w:pPr>
               <w:pStyle w:val="Compact"/>
             </w:pPr>
-            <m:oMath>
-              <m:r>
-                <m:t>λ</m:t>
-              </m:r>
-            </m:oMath>
-            <w:r>
-              <w:t xml:space="preserve">K (°C)</w:t>
-            </w:r>
-          </w:p>
-        </w:tc>
-        <w:tc>
-          <w:tcPr/>
-          <w:p>
-            <w:pPr>
-              <w:pStyle w:val="Compact"/>
-            </w:pPr>
             <w:r>
               <w:t xml:space="preserve">V (mV)</w:t>
             </w:r>
@@ -1462,22 +1328,6 @@
             <w:pPr>
               <w:pStyle w:val="Compact"/>
             </w:pPr>
-            <m:oMath>
-              <m:r>
-                <m:t>λ</m:t>
-              </m:r>
-            </m:oMath>
-            <w:r>
-              <w:t xml:space="preserve">V (mV)</w:t>
-            </w:r>
-          </w:p>
-        </w:tc>
-        <w:tc>
-          <w:tcPr/>
-          <w:p>
-            <w:pPr>
-              <w:pStyle w:val="Compact"/>
-            </w:pPr>
             <w:r>
               <w:t xml:space="preserve">CJC (mV)</w:t>
             </w:r>
@@ -1494,22 +1344,6 @@
             </w:r>
           </w:p>
         </w:tc>
-        <w:tc>
-          <w:tcPr/>
-          <w:p>
-            <w:pPr>
-              <w:pStyle w:val="Compact"/>
-            </w:pPr>
-            <m:oMath>
-              <m:r>
-                <m:t>λ</m:t>
-              </m:r>
-            </m:oMath>
-            <w:r>
-              <w:t xml:space="preserve">D (°C)</w:t>
-            </w:r>
-          </w:p>
-        </w:tc>
       </w:tr>
       <w:tr>
         <w:tc>
@@ -1552,38 +1386,6 @@
             </w:pPr>
           </w:p>
         </w:tc>
-        <w:tc>
-          <w:tcPr/>
-          <w:p>
-            <w:pPr>
-              <w:pStyle w:val="Compact"/>
-            </w:pPr>
-          </w:p>
-        </w:tc>
-        <w:tc>
-          <w:tcPr/>
-          <w:p>
-            <w:pPr>
-              <w:pStyle w:val="Compact"/>
-            </w:pPr>
-          </w:p>
-        </w:tc>
-        <w:tc>
-          <w:tcPr/>
-          <w:p>
-            <w:pPr>
-              <w:pStyle w:val="Compact"/>
-            </w:pPr>
-          </w:p>
-        </w:tc>
-        <w:tc>
-          <w:tcPr/>
-          <w:p>
-            <w:pPr>
-              <w:pStyle w:val="Compact"/>
-            </w:pPr>
-          </w:p>
-        </w:tc>
       </w:tr>
       <w:tr>
         <w:tc>
@@ -1626,38 +1428,6 @@
             </w:pPr>
           </w:p>
         </w:tc>
-        <w:tc>
-          <w:tcPr/>
-          <w:p>
-            <w:pPr>
-              <w:pStyle w:val="Compact"/>
-            </w:pPr>
-          </w:p>
-        </w:tc>
-        <w:tc>
-          <w:tcPr/>
-          <w:p>
-            <w:pPr>
-              <w:pStyle w:val="Compact"/>
-            </w:pPr>
-          </w:p>
-        </w:tc>
-        <w:tc>
-          <w:tcPr/>
-          <w:p>
-            <w:pPr>
-              <w:pStyle w:val="Compact"/>
-            </w:pPr>
-          </w:p>
-        </w:tc>
-        <w:tc>
-          <w:tcPr/>
-          <w:p>
-            <w:pPr>
-              <w:pStyle w:val="Compact"/>
-            </w:pPr>
-          </w:p>
-        </w:tc>
       </w:tr>
       <w:tr>
         <w:tc>
@@ -1700,38 +1470,6 @@
             </w:pPr>
           </w:p>
         </w:tc>
-        <w:tc>
-          <w:tcPr/>
-          <w:p>
-            <w:pPr>
-              <w:pStyle w:val="Compact"/>
-            </w:pPr>
-          </w:p>
-        </w:tc>
-        <w:tc>
-          <w:tcPr/>
-          <w:p>
-            <w:pPr>
-              <w:pStyle w:val="Compact"/>
-            </w:pPr>
-          </w:p>
-        </w:tc>
-        <w:tc>
-          <w:tcPr/>
-          <w:p>
-            <w:pPr>
-              <w:pStyle w:val="Compact"/>
-            </w:pPr>
-          </w:p>
-        </w:tc>
-        <w:tc>
-          <w:tcPr/>
-          <w:p>
-            <w:pPr>
-              <w:pStyle w:val="Compact"/>
-            </w:pPr>
-          </w:p>
-        </w:tc>
       </w:tr>
     </w:tbl>
     <w:p>
@@ -1762,7 +1500,7 @@
         <w:pStyle w:val="Compact"/>
         <w:numPr>
           <w:ilvl w:val="0"/>
-          <w:numId w:val="1047"/>
+          <w:numId w:val="1049"/>
         </w:numPr>
       </w:pPr>
       <w:r>
@@ -1774,7 +1512,7 @@
         <w:pStyle w:val="Compact"/>
         <w:numPr>
           <w:ilvl w:val="0"/>
-          <w:numId w:val="1048"/>
+          <w:numId w:val="1050"/>
         </w:numPr>
       </w:pPr>
       <w:r>
@@ -1794,7 +1532,7 @@
         <w:pStyle w:val="Compact"/>
         <w:numPr>
           <w:ilvl w:val="0"/>
-          <w:numId w:val="1049"/>
+          <w:numId w:val="1051"/>
         </w:numPr>
       </w:pPr>
       <w:r>
@@ -1806,7 +1544,7 @@
         <w:pStyle w:val="Compact"/>
         <w:numPr>
           <w:ilvl w:val="0"/>
-          <w:numId w:val="1050"/>
+          <w:numId w:val="1052"/>
         </w:numPr>
       </w:pPr>
       <w:r>
@@ -2250,6 +1988,12 @@
     <w:abstractNumId w:val="992"/>
   </w:num>
   <w:num w:numId="1050">
+    <w:abstractNumId w:val="992"/>
+  </w:num>
+  <w:num w:numId="1051">
+    <w:abstractNumId w:val="992"/>
+  </w:num>
+  <w:num w:numId="1052">
     <w:abstractNumId w:val="992"/>
   </w:num>
 </w:numbering>

--- a/labs/lab4/submission.docx
+++ b/labs/lab4/submission.docx
@@ -232,22 +232,24 @@
       </w:r>
     </w:p>
     <w:p>
-      <w:r>
-        <w:br w:type="page"/>
-      </w:r>
-    </w:p>
-    <w:bookmarkStart w:id="21" w:name="X2ad371d1aaa4956b220b214e74281bbfee91376"/>
-    <w:p>
-      <w:pPr>
-        <w:pStyle w:val="Heading2"/>
-      </w:pPr>
-      <w:r>
-        <w:t xml:space="preserve">Report on the Design and Characterization of a Pressure Sensor Interface Circuit</w:t>
-      </w:r>
-    </w:p>
-    <w:p>
       <w:pPr>
         <w:pStyle w:val="FirstParagraph"/>
+      </w:pPr>
+      <w:p>
+        <w:r>
+          <w:br w:type="page"/>
+        </w:r>
+      </w:p>
+      <w:r>
+        <w:t xml:space="preserve"> </w:t>
+      </w:r>
+      <w:r>
+        <w:t xml:space="preserve">## Report on the Design and Characterization of a Pressure Sensor Interface Circuit</w:t>
+      </w:r>
+    </w:p>
+    <w:p>
+      <w:pPr>
+        <w:pStyle w:val="BodyText"/>
       </w:pPr>
       <w:r>
         <w:t xml:space="preserve">Effort:</w:t>
@@ -578,23 +580,24 @@
       </w:tr>
     </w:tbl>
     <w:p>
-      <w:r>
-        <w:br w:type="page"/>
-      </w:r>
-    </w:p>
-    <w:bookmarkEnd w:id="21"/>
-    <w:bookmarkStart w:id="22" w:name="Xb6fad5e50ef80a1c080fb1f4d0f326573caa9a9"/>
-    <w:p>
-      <w:pPr>
-        <w:pStyle w:val="Heading2"/>
-      </w:pPr>
-      <w:r>
-        <w:t xml:space="preserve">Report on the Design and Characterization of a Thermistor Interface Circuit</w:t>
-      </w:r>
-    </w:p>
-    <w:p>
-      <w:pPr>
-        <w:pStyle w:val="FirstParagraph"/>
+      <w:pPr>
+        <w:pStyle w:val="BodyText"/>
+      </w:pPr>
+      <w:p>
+        <w:r>
+          <w:br w:type="page"/>
+        </w:r>
+      </w:p>
+      <w:r>
+        <w:t xml:space="preserve"> </w:t>
+      </w:r>
+      <w:r>
+        <w:t xml:space="preserve">## Report on the Design and Characterization of a Thermistor Interface Circuit</w:t>
+      </w:r>
+    </w:p>
+    <w:p>
+      <w:pPr>
+        <w:pStyle w:val="BodyText"/>
       </w:pPr>
       <w:r>
         <w:t xml:space="preserve">Effort:</w:t>
@@ -901,23 +904,24 @@
       </w:tr>
     </w:tbl>
     <w:p>
-      <w:r>
-        <w:br w:type="page"/>
-      </w:r>
-    </w:p>
-    <w:bookmarkEnd w:id="22"/>
-    <w:bookmarkStart w:id="23" w:name="Xca8b3a4035b9a0581af4c6b3c01f2cfac9b5d1d"/>
-    <w:p>
-      <w:pPr>
-        <w:pStyle w:val="Heading2"/>
-      </w:pPr>
-      <w:r>
-        <w:t xml:space="preserve">Report on Steinhart-Hart Fitting of Thermistor</w:t>
-      </w:r>
-    </w:p>
-    <w:p>
-      <w:pPr>
-        <w:pStyle w:val="FirstParagraph"/>
+      <w:pPr>
+        <w:pStyle w:val="BodyText"/>
+      </w:pPr>
+      <w:p>
+        <w:r>
+          <w:br w:type="page"/>
+        </w:r>
+      </w:p>
+      <w:r>
+        <w:t xml:space="preserve"> </w:t>
+      </w:r>
+      <w:r>
+        <w:t xml:space="preserve">## Report on Steinhart-Hart Fitting of Thermistor</w:t>
+      </w:r>
+    </w:p>
+    <w:p>
+      <w:pPr>
+        <w:pStyle w:val="BodyText"/>
       </w:pPr>
       <w:r>
         <w:t xml:space="preserve">Provide a table of results that matches the form below. Note the following:</w:t>
@@ -1144,23 +1148,24 @@
       </w:tr>
     </w:tbl>
     <w:p>
-      <w:r>
-        <w:br w:type="page"/>
-      </w:r>
-    </w:p>
-    <w:bookmarkEnd w:id="23"/>
-    <w:bookmarkStart w:id="24" w:name="report-on-measurements-of-thermocouple"/>
-    <w:p>
-      <w:pPr>
-        <w:pStyle w:val="Heading2"/>
-      </w:pPr>
-      <w:r>
-        <w:t xml:space="preserve">Report on Measurements of Thermocouple</w:t>
-      </w:r>
-    </w:p>
-    <w:p>
-      <w:pPr>
-        <w:pStyle w:val="FirstParagraph"/>
+      <w:pPr>
+        <w:pStyle w:val="BodyText"/>
+      </w:pPr>
+      <w:p>
+        <w:r>
+          <w:br w:type="page"/>
+        </w:r>
+      </w:p>
+      <w:r>
+        <w:t xml:space="preserve"> </w:t>
+      </w:r>
+      <w:r>
+        <w:t xml:space="preserve">## Report on Measurements of Thermocouple</w:t>
+      </w:r>
+    </w:p>
+    <w:p>
+      <w:pPr>
+        <w:pStyle w:val="BodyText"/>
       </w:pPr>
       <w:r>
         <w:t xml:space="preserve">Provide a table of results that matches the form below. Note the following:</w:t>
@@ -1473,18 +1478,51 @@
       </w:tr>
     </w:tbl>
     <w:p>
-      <w:r>
-        <w:br w:type="page"/>
-      </w:r>
-    </w:p>
-    <w:bookmarkEnd w:id="24"/>
-    <w:bookmarkStart w:id="25" w:name="Xd19f41f3586b14e946644e441f5f532ac771ab1"/>
-    <w:p>
-      <w:pPr>
-        <w:pStyle w:val="Heading2"/>
-      </w:pPr>
-      <w:r>
-        <w:t xml:space="preserve">Report on Settling Times of Temperature Sensors</w:t>
+      <w:pPr>
+        <w:pStyle w:val="BodyText"/>
+      </w:pPr>
+      <w:p>
+        <w:r>
+          <w:br w:type="page"/>
+        </w:r>
+      </w:p>
+      <w:r>
+        <w:t xml:space="preserve"> </w:t>
+      </w:r>
+      <w:r>
+        <w:t xml:space="preserve">## Report on Settling Times of Temperature Sensors</w:t>
+      </w:r>
+    </w:p>
+    <w:p>
+      <w:pPr>
+        <w:pStyle w:val="BodyText"/>
+      </w:pPr>
+      <w:r>
+        <w:t xml:space="preserve">Effort:</w:t>
+      </w:r>
+    </w:p>
+    <w:p>
+      <w:pPr>
+        <w:pStyle w:val="Compact"/>
+        <w:numPr>
+          <w:ilvl w:val="0"/>
+          <w:numId w:val="1049"/>
+        </w:numPr>
+      </w:pPr>
+      <w:r>
+        <w:t xml:space="preserve">Includes picture of all three sensors next to measurement setup.</w:t>
+      </w:r>
+    </w:p>
+    <w:p>
+      <w:pPr>
+        <w:pStyle w:val="Compact"/>
+        <w:numPr>
+          <w:ilvl w:val="0"/>
+          <w:numId w:val="1050"/>
+        </w:numPr>
+      </w:pPr>
+      <w:r>
+        <w:t xml:space="preserve">Reports three settling times, one for each sensor.</w:t>
       </w:r>
     </w:p>
     <w:p>
@@ -1492,38 +1530,6 @@
         <w:pStyle w:val="FirstParagraph"/>
       </w:pPr>
       <w:r>
-        <w:t xml:space="preserve">Effort:</w:t>
-      </w:r>
-    </w:p>
-    <w:p>
-      <w:pPr>
-        <w:pStyle w:val="Compact"/>
-        <w:numPr>
-          <w:ilvl w:val="0"/>
-          <w:numId w:val="1049"/>
-        </w:numPr>
-      </w:pPr>
-      <w:r>
-        <w:t xml:space="preserve">Includes picture of all three sensors next to measurement setup.</w:t>
-      </w:r>
-    </w:p>
-    <w:p>
-      <w:pPr>
-        <w:pStyle w:val="Compact"/>
-        <w:numPr>
-          <w:ilvl w:val="0"/>
-          <w:numId w:val="1050"/>
-        </w:numPr>
-      </w:pPr>
-      <w:r>
-        <w:t xml:space="preserve">Reports three settling times, one for each sensor.</w:t>
-      </w:r>
-    </w:p>
-    <w:p>
-      <w:pPr>
-        <w:pStyle w:val="FirstParagraph"/>
-      </w:pPr>
-      <w:r>
         <w:t xml:space="preserve">Complete:</w:t>
       </w:r>
     </w:p>
@@ -1551,8 +1557,11 @@
         <w:t xml:space="preserve">Brief (3-5 sentence) discussion about which sensors are appropriate for E80 robots and for cold-junction compensation sensors.</w:t>
       </w:r>
     </w:p>
-    <w:bookmarkEnd w:id="25"/>
-    <w:sectPr/>
+    <w:sectPr>
+      <w:footnotePr>
+        <w:numRestart w:val="eachSect"/>
+      </w:footnotePr>
+    </w:sectPr>
   </w:body>
 </w:document>
 </file>
@@ -2059,8 +2068,6 @@
     </w:pPr>
     <w:rPr>
       <w:rFonts w:asciiTheme="majorHAnsi" w:cstheme="majorBidi" w:eastAsiaTheme="majorEastAsia" w:hAnsiTheme="majorHAnsi"/>
-      <w:spacing w:val="-10"/>
-      <w:kern w:val="28"/>
       <w:sz w:val="56"/>
       <w:szCs w:val="56"/>
     </w:rPr>
@@ -2073,8 +2080,6 @@
     <w:rsid w:val="00A10FD9"/>
     <w:rPr>
       <w:rFonts w:asciiTheme="majorHAnsi" w:cstheme="majorBidi" w:eastAsiaTheme="majorEastAsia" w:hAnsiTheme="majorHAnsi"/>
-      <w:spacing w:val="-10"/>
-      <w:kern w:val="28"/>
       <w:sz w:val="56"/>
       <w:szCs w:val="56"/>
     </w:rPr>
@@ -2115,23 +2120,31 @@
   </w:style>
   <w:style w:customStyle="1" w:styleId="Author" w:type="paragraph">
     <w:name w:val="Author"/>
+    <w:basedOn w:val="Title"/>
     <w:next w:val="BodyText"/>
     <w:qFormat/>
     <w:pPr>
       <w:keepNext/>
       <w:keepLines/>
-      <w:jc w:val="center"/>
     </w:pPr>
+    <w:rPr>
+      <w:sz w:val="24"/>
+      <w:szCs w:val="24"/>
+    </w:rPr>
   </w:style>
   <w:style w:styleId="Date" w:type="paragraph">
     <w:name w:val="Date"/>
+    <w:basedOn w:val="Title"/>
     <w:next w:val="BodyText"/>
     <w:qFormat/>
     <w:pPr>
       <w:keepNext/>
       <w:keepLines/>
-      <w:jc w:val="center"/>
     </w:pPr>
+    <w:rPr>
+      <w:sz w:val="24"/>
+      <w:szCs w:val="24"/>
+    </w:rPr>
   </w:style>
   <w:style w:customStyle="1" w:styleId="AbstractTitle" w:type="paragraph">
     <w:name w:val="Abstract Title"/>

--- a/labs/lab4/submission.docx
+++ b/labs/lab4/submission.docx
@@ -232,24 +232,22 @@
       </w:r>
     </w:p>
     <w:p>
+      <w:r>
+        <w:br w:type="page"/>
+      </w:r>
+    </w:p>
+    <w:bookmarkStart w:id="21" w:name="X2ad371d1aaa4956b220b214e74281bbfee91376"/>
+    <w:p>
+      <w:pPr>
+        <w:pStyle w:val="Heading2"/>
+      </w:pPr>
+      <w:r>
+        <w:t xml:space="preserve">Report on the Design and Characterization of a Pressure Sensor Interface Circuit</w:t>
+      </w:r>
+    </w:p>
+    <w:p>
       <w:pPr>
         <w:pStyle w:val="FirstParagraph"/>
-      </w:pPr>
-      <w:p>
-        <w:r>
-          <w:br w:type="page"/>
-        </w:r>
-      </w:p>
-      <w:r>
-        <w:t xml:space="preserve"> </w:t>
-      </w:r>
-      <w:r>
-        <w:t xml:space="preserve">## Report on the Design and Characterization of a Pressure Sensor Interface Circuit</w:t>
-      </w:r>
-    </w:p>
-    <w:p>
-      <w:pPr>
-        <w:pStyle w:val="BodyText"/>
       </w:pPr>
       <w:r>
         <w:t xml:space="preserve">Effort:</w:t>
@@ -580,24 +578,23 @@
       </w:tr>
     </w:tbl>
     <w:p>
-      <w:pPr>
-        <w:pStyle w:val="BodyText"/>
-      </w:pPr>
-      <w:p>
-        <w:r>
-          <w:br w:type="page"/>
-        </w:r>
-      </w:p>
-      <w:r>
-        <w:t xml:space="preserve"> </w:t>
-      </w:r>
-      <w:r>
-        <w:t xml:space="preserve">## Report on the Design and Characterization of a Thermistor Interface Circuit</w:t>
-      </w:r>
-    </w:p>
-    <w:p>
-      <w:pPr>
-        <w:pStyle w:val="BodyText"/>
+      <w:r>
+        <w:br w:type="page"/>
+      </w:r>
+    </w:p>
+    <w:bookmarkEnd w:id="21"/>
+    <w:bookmarkStart w:id="22" w:name="Xb6fad5e50ef80a1c080fb1f4d0f326573caa9a9"/>
+    <w:p>
+      <w:pPr>
+        <w:pStyle w:val="Heading2"/>
+      </w:pPr>
+      <w:r>
+        <w:t xml:space="preserve">Report on the Design and Characterization of a Thermistor Interface Circuit</w:t>
+      </w:r>
+    </w:p>
+    <w:p>
+      <w:pPr>
+        <w:pStyle w:val="FirstParagraph"/>
       </w:pPr>
       <w:r>
         <w:t xml:space="preserve">Effort:</w:t>
@@ -904,24 +901,23 @@
       </w:tr>
     </w:tbl>
     <w:p>
-      <w:pPr>
-        <w:pStyle w:val="BodyText"/>
-      </w:pPr>
-      <w:p>
-        <w:r>
-          <w:br w:type="page"/>
-        </w:r>
-      </w:p>
-      <w:r>
-        <w:t xml:space="preserve"> </w:t>
-      </w:r>
-      <w:r>
-        <w:t xml:space="preserve">## Report on Steinhart-Hart Fitting of Thermistor</w:t>
-      </w:r>
-    </w:p>
-    <w:p>
-      <w:pPr>
-        <w:pStyle w:val="BodyText"/>
+      <w:r>
+        <w:br w:type="page"/>
+      </w:r>
+    </w:p>
+    <w:bookmarkEnd w:id="22"/>
+    <w:bookmarkStart w:id="23" w:name="Xca8b3a4035b9a0581af4c6b3c01f2cfac9b5d1d"/>
+    <w:p>
+      <w:pPr>
+        <w:pStyle w:val="Heading2"/>
+      </w:pPr>
+      <w:r>
+        <w:t xml:space="preserve">Report on Steinhart-Hart Fitting of Thermistor</w:t>
+      </w:r>
+    </w:p>
+    <w:p>
+      <w:pPr>
+        <w:pStyle w:val="FirstParagraph"/>
       </w:pPr>
       <w:r>
         <w:t xml:space="preserve">Provide a table of results that matches the form below. Note the following:</w:t>
@@ -1148,24 +1144,23 @@
       </w:tr>
     </w:tbl>
     <w:p>
-      <w:pPr>
-        <w:pStyle w:val="BodyText"/>
-      </w:pPr>
-      <w:p>
-        <w:r>
-          <w:br w:type="page"/>
-        </w:r>
-      </w:p>
-      <w:r>
-        <w:t xml:space="preserve"> </w:t>
-      </w:r>
-      <w:r>
-        <w:t xml:space="preserve">## Report on Measurements of Thermocouple</w:t>
-      </w:r>
-    </w:p>
-    <w:p>
-      <w:pPr>
-        <w:pStyle w:val="BodyText"/>
+      <w:r>
+        <w:br w:type="page"/>
+      </w:r>
+    </w:p>
+    <w:bookmarkEnd w:id="23"/>
+    <w:bookmarkStart w:id="24" w:name="report-on-measurements-of-thermocouple"/>
+    <w:p>
+      <w:pPr>
+        <w:pStyle w:val="Heading2"/>
+      </w:pPr>
+      <w:r>
+        <w:t xml:space="preserve">Report on Measurements of Thermocouple</w:t>
+      </w:r>
+    </w:p>
+    <w:p>
+      <w:pPr>
+        <w:pStyle w:val="FirstParagraph"/>
       </w:pPr>
       <w:r>
         <w:t xml:space="preserve">Provide a table of results that matches the form below. Note the following:</w:t>
@@ -1478,24 +1473,23 @@
       </w:tr>
     </w:tbl>
     <w:p>
-      <w:pPr>
-        <w:pStyle w:val="BodyText"/>
-      </w:pPr>
-      <w:p>
-        <w:r>
-          <w:br w:type="page"/>
-        </w:r>
-      </w:p>
-      <w:r>
-        <w:t xml:space="preserve"> </w:t>
-      </w:r>
-      <w:r>
-        <w:t xml:space="preserve">## Report on Settling Times of Temperature Sensors</w:t>
-      </w:r>
-    </w:p>
-    <w:p>
-      <w:pPr>
-        <w:pStyle w:val="BodyText"/>
+      <w:r>
+        <w:br w:type="page"/>
+      </w:r>
+    </w:p>
+    <w:bookmarkEnd w:id="24"/>
+    <w:bookmarkStart w:id="25" w:name="Xd19f41f3586b14e946644e441f5f532ac771ab1"/>
+    <w:p>
+      <w:pPr>
+        <w:pStyle w:val="Heading2"/>
+      </w:pPr>
+      <w:r>
+        <w:t xml:space="preserve">Report on Settling Times of Temperature Sensors</w:t>
+      </w:r>
+    </w:p>
+    <w:p>
+      <w:pPr>
+        <w:pStyle w:val="FirstParagraph"/>
       </w:pPr>
       <w:r>
         <w:t xml:space="preserve">Effort:</w:t>
@@ -1557,6 +1551,7 @@
         <w:t xml:space="preserve">Brief (3-5 sentence) discussion about which sensors are appropriate for E80 robots and for cold-junction compensation sensors.</w:t>
       </w:r>
     </w:p>
+    <w:bookmarkEnd w:id="25"/>
     <w:sectPr>
       <w:footnotePr>
         <w:numRestart w:val="eachSect"/>

--- a/labs/lab4/submission.docx
+++ b/labs/lab4/submission.docx
@@ -83,7 +83,7 @@
         </w:numPr>
       </w:pPr>
       <w:r>
-        <w:t xml:space="preserve">Annotate each node with a name, using the name Vin for the input voltage and Vout for the measured output voltage</w:t>
+        <w:t xml:space="preserve">Annotate each node with a name, using the name Vin for the input voltage and Vout for the measured output voltage.</w:t>
       </w:r>
     </w:p>
     <w:p>
@@ -143,7 +143,7 @@
         </w:numPr>
       </w:pPr>
       <w:r>
-        <w:t xml:space="preserve">Generally keep signal flow left-to-right</w:t>
+        <w:t xml:space="preserve">Generally keep signal flow left-to-right.</w:t>
       </w:r>
     </w:p>
     <w:p>
@@ -922,17 +922,37 @@
       <w:r>
         <w:t xml:space="preserve">Provide a table of results that matches the form below. Note the following:</w:t>
       </w:r>
-      <w:r>
-        <w:t xml:space="preserve"> </w:t>
-      </w:r>
-      <w:r>
-        <w:t xml:space="preserve">- T is the temperature measured by the digital thermometer</w:t>
-      </w:r>
-      <w:r>
-        <w:t xml:space="preserve"> </w:t>
-      </w:r>
-      <w:r>
-        <w:t xml:space="preserve">- R is the resistance measured by the multimeter.</w:t>
+    </w:p>
+    <w:p>
+      <w:pPr>
+        <w:pStyle w:val="Compact"/>
+        <w:numPr>
+          <w:ilvl w:val="0"/>
+          <w:numId w:val="1037"/>
+        </w:numPr>
+      </w:pPr>
+      <w:r>
+        <w:t xml:space="preserve">T is the temperature measured by the digital thermometer</w:t>
+      </w:r>
+    </w:p>
+    <w:p>
+      <w:pPr>
+        <w:pStyle w:val="Compact"/>
+        <w:numPr>
+          <w:ilvl w:val="0"/>
+          <w:numId w:val="1037"/>
+        </w:numPr>
+      </w:pPr>
+      <w:r>
+        <w:t xml:space="preserve">R is the resistance measured by the multimeter.</w:t>
+      </w:r>
+    </w:p>
+    <w:p>
+      <w:pPr>
+        <w:pStyle w:val="FirstParagraph"/>
+      </w:pPr>
+      <w:r>
+        <w:t xml:space="preserve">Also provide extracted Steinhart-Hart coefficients with uncertainty and two graphs. One graph overlays R-T data and the Non-linear Steinhart-Hart fit. The other provides residuals from the Steinhart-Hart fit.</w:t>
       </w:r>
     </w:p>
     <w:p>
@@ -940,14 +960,6 @@
         <w:pStyle w:val="BodyText"/>
       </w:pPr>
       <w:r>
-        <w:t xml:space="preserve">Also provide extracted Steinhart-Hart coefficients with uncertainty and two graphs. One graph overlays R-T data and the Non-linear Steinhart-Hart fit. The other provides residuals from the Steinhart-Hart fit.</w:t>
-      </w:r>
-    </w:p>
-    <w:p>
-      <w:pPr>
-        <w:pStyle w:val="BodyText"/>
-      </w:pPr>
-      <w:r>
         <w:t xml:space="preserve">Effort:</w:t>
       </w:r>
     </w:p>
@@ -956,7 +968,7 @@
         <w:pStyle w:val="Compact"/>
         <w:numPr>
           <w:ilvl w:val="0"/>
-          <w:numId w:val="1037"/>
+          <w:numId w:val="1038"/>
         </w:numPr>
       </w:pPr>
       <w:r>
@@ -968,7 +980,7 @@
         <w:pStyle w:val="Compact"/>
         <w:numPr>
           <w:ilvl w:val="0"/>
-          <w:numId w:val="1038"/>
+          <w:numId w:val="1039"/>
         </w:numPr>
       </w:pPr>
       <w:r>
@@ -980,7 +992,7 @@
         <w:pStyle w:val="Compact"/>
         <w:numPr>
           <w:ilvl w:val="0"/>
-          <w:numId w:val="1039"/>
+          <w:numId w:val="1040"/>
         </w:numPr>
       </w:pPr>
       <w:r>
@@ -1000,7 +1012,7 @@
         <w:pStyle w:val="Compact"/>
         <w:numPr>
           <w:ilvl w:val="0"/>
-          <w:numId w:val="1040"/>
+          <w:numId w:val="1041"/>
         </w:numPr>
       </w:pPr>
       <w:r>
@@ -1012,7 +1024,7 @@
         <w:pStyle w:val="Compact"/>
         <w:numPr>
           <w:ilvl w:val="0"/>
-          <w:numId w:val="1041"/>
+          <w:numId w:val="1042"/>
         </w:numPr>
       </w:pPr>
       <w:r>
@@ -1024,7 +1036,7 @@
         <w:pStyle w:val="Compact"/>
         <w:numPr>
           <w:ilvl w:val="0"/>
-          <w:numId w:val="1042"/>
+          <w:numId w:val="1043"/>
         </w:numPr>
       </w:pPr>
       <w:r>
@@ -1036,7 +1048,7 @@
         <w:pStyle w:val="Compact"/>
         <w:numPr>
           <w:ilvl w:val="0"/>
-          <w:numId w:val="1043"/>
+          <w:numId w:val="1044"/>
         </w:numPr>
       </w:pPr>
       <w:r>
@@ -1165,40 +1177,70 @@
       <w:r>
         <w:t xml:space="preserve">Provide a table of results that matches the form below. Note the following:</w:t>
       </w:r>
-      <w:r>
-        <w:t xml:space="preserve"> </w:t>
-      </w:r>
-      <w:r>
-        <w:t xml:space="preserve">- TT is the temperature measured by the digital thermometer</w:t>
-      </w:r>
-      <w:r>
-        <w:t xml:space="preserve"> </w:t>
-      </w:r>
-      <w:r>
-        <w:t xml:space="preserve">- TK is the temperature measured by the type-K thermocouple when the multimeter was in temperature mode.</w:t>
-      </w:r>
-      <w:r>
-        <w:t xml:space="preserve"> </w:t>
-      </w:r>
-      <w:r>
-        <w:t xml:space="preserve">- V is the thermocouple Voltage when the multimeter was in Voltage mode.</w:t>
-      </w:r>
-      <w:r>
-        <w:t xml:space="preserve"> </w:t>
-      </w:r>
-      <w:r>
-        <w:t xml:space="preserve">- CJC is the cold junction compensation Voltage.</w:t>
-      </w:r>
-      <w:r>
-        <w:t xml:space="preserve"> </w:t>
-      </w:r>
-      <w:r>
-        <w:t xml:space="preserve">- TD is the temperature decoded from the Voltage in Thermocouple mode.</w:t>
-      </w:r>
-    </w:p>
-    <w:p>
-      <w:pPr>
-        <w:pStyle w:val="BodyText"/>
+    </w:p>
+    <w:p>
+      <w:pPr>
+        <w:pStyle w:val="Compact"/>
+        <w:numPr>
+          <w:ilvl w:val="0"/>
+          <w:numId w:val="1045"/>
+        </w:numPr>
+      </w:pPr>
+      <w:r>
+        <w:t xml:space="preserve">TT is the temperature measured by the digital thermometer</w:t>
+      </w:r>
+    </w:p>
+    <w:p>
+      <w:pPr>
+        <w:pStyle w:val="Compact"/>
+        <w:numPr>
+          <w:ilvl w:val="0"/>
+          <w:numId w:val="1045"/>
+        </w:numPr>
+      </w:pPr>
+      <w:r>
+        <w:t xml:space="preserve">TK is the temperature measured by the type-K thermocouple when the multimeter was in temperature mode.</w:t>
+      </w:r>
+    </w:p>
+    <w:p>
+      <w:pPr>
+        <w:pStyle w:val="Compact"/>
+        <w:numPr>
+          <w:ilvl w:val="0"/>
+          <w:numId w:val="1045"/>
+        </w:numPr>
+      </w:pPr>
+      <w:r>
+        <w:t xml:space="preserve">V is the thermocouple Voltage when the multimeter was in Voltage mode.</w:t>
+      </w:r>
+    </w:p>
+    <w:p>
+      <w:pPr>
+        <w:pStyle w:val="Compact"/>
+        <w:numPr>
+          <w:ilvl w:val="0"/>
+          <w:numId w:val="1045"/>
+        </w:numPr>
+      </w:pPr>
+      <w:r>
+        <w:t xml:space="preserve">CJC is the cold junction compensation Voltage.</w:t>
+      </w:r>
+    </w:p>
+    <w:p>
+      <w:pPr>
+        <w:pStyle w:val="Compact"/>
+        <w:numPr>
+          <w:ilvl w:val="0"/>
+          <w:numId w:val="1045"/>
+        </w:numPr>
+      </w:pPr>
+      <w:r>
+        <w:t xml:space="preserve">TD is the temperature decoded from the Voltage in Thermocouple mode.</w:t>
+      </w:r>
+    </w:p>
+    <w:p>
+      <w:pPr>
+        <w:pStyle w:val="FirstParagraph"/>
       </w:pPr>
       <w:r>
         <w:t xml:space="preserve">Effort:</w:t>
@@ -1209,7 +1251,7 @@
         <w:pStyle w:val="Compact"/>
         <w:numPr>
           <w:ilvl w:val="0"/>
-          <w:numId w:val="1044"/>
+          <w:numId w:val="1046"/>
         </w:numPr>
       </w:pPr>
       <w:r>
@@ -1221,7 +1263,7 @@
         <w:pStyle w:val="Compact"/>
         <w:numPr>
           <w:ilvl w:val="0"/>
-          <w:numId w:val="1045"/>
+          <w:numId w:val="1047"/>
         </w:numPr>
       </w:pPr>
       <w:r>
@@ -1233,7 +1275,7 @@
         <w:pStyle w:val="Compact"/>
         <w:numPr>
           <w:ilvl w:val="0"/>
-          <w:numId w:val="1046"/>
+          <w:numId w:val="1048"/>
         </w:numPr>
       </w:pPr>
       <w:r>
@@ -1253,7 +1295,7 @@
         <w:pStyle w:val="Compact"/>
         <w:numPr>
           <w:ilvl w:val="0"/>
-          <w:numId w:val="1047"/>
+          <w:numId w:val="1049"/>
         </w:numPr>
       </w:pPr>
       <w:r>
@@ -1265,7 +1307,7 @@
         <w:pStyle w:val="Compact"/>
         <w:numPr>
           <w:ilvl w:val="0"/>
-          <w:numId w:val="1048"/>
+          <w:numId w:val="1050"/>
         </w:numPr>
       </w:pPr>
       <w:r>
@@ -1500,7 +1542,7 @@
         <w:pStyle w:val="Compact"/>
         <w:numPr>
           <w:ilvl w:val="0"/>
-          <w:numId w:val="1049"/>
+          <w:numId w:val="1051"/>
         </w:numPr>
       </w:pPr>
       <w:r>
@@ -1512,7 +1554,7 @@
         <w:pStyle w:val="Compact"/>
         <w:numPr>
           <w:ilvl w:val="0"/>
-          <w:numId w:val="1050"/>
+          <w:numId w:val="1052"/>
         </w:numPr>
       </w:pPr>
       <w:r>
@@ -1532,7 +1574,7 @@
         <w:pStyle w:val="Compact"/>
         <w:numPr>
           <w:ilvl w:val="0"/>
-          <w:numId w:val="1051"/>
+          <w:numId w:val="1053"/>
         </w:numPr>
       </w:pPr>
       <w:r>
@@ -1544,7 +1586,7 @@
         <w:pStyle w:val="Compact"/>
         <w:numPr>
           <w:ilvl w:val="0"/>
-          <w:numId w:val="1052"/>
+          <w:numId w:val="1054"/>
         </w:numPr>
       </w:pPr>
       <w:r>
@@ -1953,7 +1995,7 @@
     <w:abstractNumId w:val="992"/>
   </w:num>
   <w:num w:numId="1037">
-    <w:abstractNumId w:val="992"/>
+    <w:abstractNumId w:val="991"/>
   </w:num>
   <w:num w:numId="1038">
     <w:abstractNumId w:val="992"/>
@@ -1977,7 +2019,7 @@
     <w:abstractNumId w:val="992"/>
   </w:num>
   <w:num w:numId="1045">
-    <w:abstractNumId w:val="992"/>
+    <w:abstractNumId w:val="991"/>
   </w:num>
   <w:num w:numId="1046">
     <w:abstractNumId w:val="992"/>
@@ -1998,6 +2040,12 @@
     <w:abstractNumId w:val="992"/>
   </w:num>
   <w:num w:numId="1052">
+    <w:abstractNumId w:val="992"/>
+  </w:num>
+  <w:num w:numId="1053">
+    <w:abstractNumId w:val="992"/>
+  </w:num>
+  <w:num w:numId="1054">
     <w:abstractNumId w:val="992"/>
   </w:num>
 </w:numbering>

--- a/labs/lab4/submission.docx
+++ b/labs/lab4/submission.docx
@@ -286,7 +286,7 @@
         </w:numPr>
       </w:pPr>
       <w:r>
-        <w:t xml:space="preserve">Equation relating depth to pressure sensor output Voltage is included.</w:t>
+        <w:t xml:space="preserve">Equation relating depth to pressure sensor output voltage is included.</w:t>
       </w:r>
     </w:p>
     <w:p>
@@ -298,7 +298,7 @@
         </w:numPr>
       </w:pPr>
       <w:r>
-        <w:t xml:space="preserve">Equation relating op-amp input Voltage to op-amp output Voltage is included. May be incorrect if it looks like a good faith effort.</w:t>
+        <w:t xml:space="preserve">Equation relating op-amp input voltage to op-amp output voltage is included. May be incorrect if it looks like a good faith effort.</w:t>
       </w:r>
     </w:p>
     <w:p>
@@ -330,7 +330,7 @@
         </w:numPr>
       </w:pPr>
       <w:r>
-        <w:t xml:space="preserve">Equations are combined into an overall equation relating depth and op-amp output Voltage.</w:t>
+        <w:t xml:space="preserve">Equations are combined into an overall equation relating depth and op-amp output voltage.</w:t>
       </w:r>
     </w:p>
     <w:p>
@@ -354,7 +354,7 @@
         </w:numPr>
       </w:pPr>
       <w:r>
-        <w:t xml:space="preserve">VOP is predicted output Voltage</w:t>
+        <w:t xml:space="preserve">VOP is predicted output voltage</w:t>
       </w:r>
     </w:p>
     <w:p>
@@ -366,7 +366,7 @@
         </w:numPr>
       </w:pPr>
       <w:r>
-        <w:t xml:space="preserve">VOM is measured output Voltage</w:t>
+        <w:t xml:space="preserve">VOM is measured output voltage</w:t>
       </w:r>
     </w:p>
     <w:p>
@@ -378,7 +378,45 @@
         </w:numPr>
       </w:pPr>
       <w:r>
-        <w:t xml:space="preserve">ERR is error between prediction and measurement</w:t>
+        <w:t xml:space="preserve">V ERR is error between voltage prediction and measurement</w:t>
+      </w:r>
+    </w:p>
+    <w:p>
+      <w:pPr>
+        <w:pStyle w:val="Compact"/>
+        <w:numPr>
+          <w:ilvl w:val="1"/>
+          <w:numId w:val="1021"/>
+        </w:numPr>
+      </w:pPr>
+      <w:r>
+        <w:t xml:space="preserve">P</w:t>
+      </w:r>
+      <m:oMath>
+        <m:sSub>
+          <m:e>
+            <m:r>
+              <m:t>​</m:t>
+            </m:r>
+          </m:e>
+          <m:sub>
+            <m:r>
+              <m:t>e</m:t>
+            </m:r>
+            <m:r>
+              <m:t>s</m:t>
+            </m:r>
+            <m:r>
+              <m:t>t</m:t>
+            </m:r>
+          </m:sub>
+        </m:sSub>
+      </m:oMath>
+      <w:r>
+        <w:t xml:space="preserve"> </w:t>
+      </w:r>
+      <w:r>
+        <w:t xml:space="preserve">is the estimated pressure based on the measured output voltage</w:t>
       </w:r>
     </w:p>
     <w:p>
@@ -390,7 +428,7 @@
         </w:numPr>
       </w:pPr>
       <w:r>
-        <w:t xml:space="preserve">A graph of a calibration curve between pressure and depth is provided. The data points match the points in the table below. Appropriate regressions and measures of uncertainty are plotted.</w:t>
+        <w:t xml:space="preserve">Predicted and measured voltages are consistent with equations.</w:t>
       </w:r>
     </w:p>
     <w:p>
@@ -402,7 +440,7 @@
         </w:numPr>
       </w:pPr>
       <w:r>
-        <w:t xml:space="preserve">Predicted and measured Voltages are consistent with equations.</w:t>
+        <w:t xml:space="preserve">Estimated pressures are reasonable.</w:t>
       </w:r>
     </w:p>
     <w:p>
@@ -414,7 +452,7 @@
         </w:numPr>
       </w:pPr>
       <w:r>
-        <w:t xml:space="preserve">Predicted and measured Voltage at 0 m depth is close to 1.1 V or 2.2 V.</w:t>
+        <w:t xml:space="preserve">Predicted and measured voltage at 0 m depth is close to 1.1 V or 2.2 V.</w:t>
       </w:r>
     </w:p>
     <w:p>
@@ -426,7 +464,7 @@
         </w:numPr>
       </w:pPr>
       <w:r>
-        <w:t xml:space="preserve">Predicted and measured Voltage at 40 cm depth is close to 1.1 V or 2.2 V (whichever is farthest from the 0 m measurement)</w:t>
+        <w:t xml:space="preserve">Predicted and measured voltage at 40 cm depth is close to 1.1 V or 2.2 V (whichever is farthest from the 0 m measurement).</w:t>
       </w:r>
     </w:p>
     <w:p>
@@ -438,166 +476,7 @@
         </w:numPr>
       </w:pPr>
       <w:r>
-        <w:t xml:space="preserve">2-3 sentences on possible sources of uncertainty</w:t>
-      </w:r>
-    </w:p>
-    <w:tbl>
-      <w:tblPr>
-        <w:tblStyle w:val="Table"/>
-        <w:tblW w:type="auto" w:w="0"/>
-        <w:tblLook w:firstRow="1" w:lastRow="0" w:firstColumn="0" w:lastColumn="0" w:noHBand="0" w:noVBand="0" w:val="0020"/>
-      </w:tblPr>
-      <w:tblGrid>
-        <w:gridCol w:w="1980"/>
-        <w:gridCol w:w="1980"/>
-        <w:gridCol w:w="1980"/>
-        <w:gridCol w:w="1980"/>
-      </w:tblGrid>
-      <w:tr>
-        <w:trPr>
-          <w:tblHeader w:val="on"/>
-        </w:trPr>
-        <w:tc>
-          <w:tcPr/>
-          <w:p>
-            <w:pPr>
-              <w:pStyle w:val="Compact"/>
-            </w:pPr>
-            <w:r>
-              <w:t xml:space="preserve">Depth (cm)</w:t>
-            </w:r>
-          </w:p>
-        </w:tc>
-        <w:tc>
-          <w:tcPr/>
-          <w:p>
-            <w:pPr>
-              <w:pStyle w:val="Compact"/>
-            </w:pPr>
-            <w:r>
-              <w:t xml:space="preserve">VOP (V)</w:t>
-            </w:r>
-          </w:p>
-        </w:tc>
-        <w:tc>
-          <w:tcPr/>
-          <w:p>
-            <w:pPr>
-              <w:pStyle w:val="Compact"/>
-            </w:pPr>
-            <w:r>
-              <w:t xml:space="preserve">VOM (V)</w:t>
-            </w:r>
-          </w:p>
-        </w:tc>
-        <w:tc>
-          <w:tcPr/>
-          <w:p>
-            <w:pPr>
-              <w:pStyle w:val="Compact"/>
-            </w:pPr>
-            <w:r>
-              <w:t xml:space="preserve">ERR (%)</w:t>
-            </w:r>
-          </w:p>
-        </w:tc>
-      </w:tr>
-      <w:tr>
-        <w:tc>
-          <w:tcPr/>
-          <w:p>
-            <w:pPr>
-              <w:pStyle w:val="Compact"/>
-            </w:pPr>
-            <w:r>
-              <w:t xml:space="preserve">0</w:t>
-            </w:r>
-          </w:p>
-        </w:tc>
-        <w:tc>
-          <w:tcPr/>
-          <w:p>
-            <w:pPr>
-              <w:pStyle w:val="Compact"/>
-            </w:pPr>
-          </w:p>
-        </w:tc>
-        <w:tc>
-          <w:tcPr/>
-          <w:p>
-            <w:pPr>
-              <w:pStyle w:val="Compact"/>
-            </w:pPr>
-          </w:p>
-        </w:tc>
-        <w:tc>
-          <w:tcPr/>
-          <w:p>
-            <w:pPr>
-              <w:pStyle w:val="Compact"/>
-            </w:pPr>
-          </w:p>
-        </w:tc>
-      </w:tr>
-      <w:tr>
-        <w:tc>
-          <w:tcPr/>
-          <w:p>
-            <w:pPr>
-              <w:pStyle w:val="Compact"/>
-            </w:pPr>
-            <w:r>
-              <w:t xml:space="preserve">…</w:t>
-            </w:r>
-          </w:p>
-        </w:tc>
-        <w:tc>
-          <w:tcPr/>
-          <w:p>
-            <w:pPr>
-              <w:pStyle w:val="Compact"/>
-            </w:pPr>
-          </w:p>
-        </w:tc>
-        <w:tc>
-          <w:tcPr/>
-          <w:p>
-            <w:pPr>
-              <w:pStyle w:val="Compact"/>
-            </w:pPr>
-          </w:p>
-        </w:tc>
-        <w:tc>
-          <w:tcPr/>
-          <w:p>
-            <w:pPr>
-              <w:pStyle w:val="Compact"/>
-            </w:pPr>
-          </w:p>
-        </w:tc>
-      </w:tr>
-    </w:tbl>
-    <w:p>
-      <w:r>
-        <w:br w:type="page"/>
-      </w:r>
-    </w:p>
-    <w:bookmarkEnd w:id="21"/>
-    <w:bookmarkStart w:id="22" w:name="Xb6fad5e50ef80a1c080fb1f4d0f326573caa9a9"/>
-    <w:p>
-      <w:pPr>
-        <w:pStyle w:val="Heading2"/>
-      </w:pPr>
-      <w:r>
-        <w:t xml:space="preserve">Report on the Design and Characterization of a Thermistor Interface Circuit</w:t>
-      </w:r>
-    </w:p>
-    <w:p>
-      <w:pPr>
-        <w:pStyle w:val="FirstParagraph"/>
-      </w:pPr>
-      <w:r>
-        <w:t xml:space="preserve">Effort:</w:t>
+        <w:t xml:space="preserve">A plot of depth vs voltage is provided. The data points match the points in the table below. Appropriate regressions and measures of uncertainty are plotted.</w:t>
       </w:r>
     </w:p>
     <w:p>
@@ -609,123 +488,7 @@
         </w:numPr>
       </w:pPr>
       <w:r>
-        <w:t xml:space="preserve">Provides a picture of the thermistor interface circuit, including the thermistor divider.</w:t>
-      </w:r>
-    </w:p>
-    <w:p>
-      <w:pPr>
-        <w:pStyle w:val="Compact"/>
-        <w:numPr>
-          <w:ilvl w:val="0"/>
-          <w:numId w:val="1028"/>
-        </w:numPr>
-      </w:pPr>
-      <w:r>
-        <w:t xml:space="preserve">Provides a schematic of the thermistor interface circuit, including the thermistor divider.</w:t>
-      </w:r>
-    </w:p>
-    <w:p>
-      <w:pPr>
-        <w:pStyle w:val="Compact"/>
-        <w:numPr>
-          <w:ilvl w:val="0"/>
-          <w:numId w:val="1029"/>
-        </w:numPr>
-      </w:pPr>
-      <w:r>
-        <w:t xml:space="preserve">Equation relating op-amp input Voltage to op-amp output Voltage is included. May be incorrect if it looks like a good faith effort.</w:t>
-      </w:r>
-    </w:p>
-    <w:p>
-      <w:pPr>
-        <w:pStyle w:val="FirstParagraph"/>
-      </w:pPr>
-      <w:r>
-        <w:t xml:space="preserve">Complete:</w:t>
-      </w:r>
-    </w:p>
-    <w:p>
-      <w:pPr>
-        <w:pStyle w:val="Compact"/>
-        <w:numPr>
-          <w:ilvl w:val="0"/>
-          <w:numId w:val="1030"/>
-        </w:numPr>
-      </w:pPr>
-      <w:r>
-        <w:t xml:space="preserve">Equation relating op-amp input to op-amp output is correct.</w:t>
-      </w:r>
-    </w:p>
-    <w:p>
-      <w:pPr>
-        <w:pStyle w:val="Compact"/>
-        <w:numPr>
-          <w:ilvl w:val="0"/>
-          <w:numId w:val="1031"/>
-        </w:numPr>
-      </w:pPr>
-      <w:r>
-        <w:t xml:space="preserve">Predicted and measured resistance values are reported for 0 °C and 20 °C temperatures.</w:t>
-      </w:r>
-    </w:p>
-    <w:p>
-      <w:pPr>
-        <w:pStyle w:val="Compact"/>
-        <w:numPr>
-          <w:ilvl w:val="0"/>
-          <w:numId w:val="1032"/>
-        </w:numPr>
-      </w:pPr>
-      <w:r>
-        <w:t xml:space="preserve">Predicted and measured output voltages are reported for 0 °C and 20 °C temperatures.</w:t>
-      </w:r>
-    </w:p>
-    <w:p>
-      <w:pPr>
-        <w:pStyle w:val="Compact"/>
-        <w:numPr>
-          <w:ilvl w:val="0"/>
-          <w:numId w:val="1033"/>
-        </w:numPr>
-      </w:pPr>
-      <w:r>
-        <w:t xml:space="preserve">Predicted Voltages and measured voltages are consistent with equations.</w:t>
-      </w:r>
-    </w:p>
-    <w:p>
-      <w:pPr>
-        <w:pStyle w:val="Compact"/>
-        <w:numPr>
-          <w:ilvl w:val="0"/>
-          <w:numId w:val="1034"/>
-        </w:numPr>
-      </w:pPr>
-      <w:r>
-        <w:t xml:space="preserve">Predicted and measured Voltage at 0 °C is close to 0.3 V or 3.0 V.</w:t>
-      </w:r>
-    </w:p>
-    <w:p>
-      <w:pPr>
-        <w:pStyle w:val="Compact"/>
-        <w:numPr>
-          <w:ilvl w:val="0"/>
-          <w:numId w:val="1035"/>
-        </w:numPr>
-      </w:pPr>
-      <w:r>
-        <w:t xml:space="preserve">Predicted and measured Voltage at 20 °C is close to 0.3V or 3.0 V (whichever is farthest from the 0 °C measurement).</w:t>
-      </w:r>
-    </w:p>
-    <w:p>
-      <w:pPr>
-        <w:pStyle w:val="Compact"/>
-        <w:numPr>
-          <w:ilvl w:val="0"/>
-          <w:numId w:val="1036"/>
-        </w:numPr>
-      </w:pPr>
-      <w:r>
-        <w:t xml:space="preserve">2-3 sentences on possible sources of uncertainty</w:t>
+        <w:t xml:space="preserve">2-3 sentences on possible sources of error between VOP and VOM.</w:t>
       </w:r>
     </w:p>
     <w:tbl>
@@ -752,26 +515,7 @@
               <w:pStyle w:val="Compact"/>
             </w:pPr>
             <w:r>
-              <w:t xml:space="preserve">Temp (C)</w:t>
-            </w:r>
-          </w:p>
-        </w:tc>
-        <w:tc>
-          <w:tcPr/>
-          <w:p>
-            <w:pPr>
-              <w:pStyle w:val="Compact"/>
-            </w:pPr>
-            <w:r>
-              <w:t xml:space="preserve">RP (</w:t>
-            </w:r>
-            <m:oMath>
-              <m:r>
-                <m:t>Ω</m:t>
-              </m:r>
-            </m:oMath>
-            <w:r>
-              <w:t xml:space="preserve">)</w:t>
+              <w:t xml:space="preserve">Depth (cm)</w:t>
             </w:r>
           </w:p>
         </w:tc>
@@ -804,7 +548,44 @@
               <w:pStyle w:val="Compact"/>
             </w:pPr>
             <w:r>
-              <w:t xml:space="preserve">ERR (%)</w:t>
+              <w:t xml:space="preserve">V ERR (%)</w:t>
+            </w:r>
+          </w:p>
+        </w:tc>
+        <w:tc>
+          <w:tcPr/>
+          <w:p>
+            <w:pPr>
+              <w:pStyle w:val="Compact"/>
+            </w:pPr>
+            <w:r>
+              <w:t xml:space="preserve">P</w:t>
+            </w:r>
+            <m:oMath>
+              <m:sSub>
+                <m:e>
+                  <m:r>
+                    <m:t>​</m:t>
+                  </m:r>
+                </m:e>
+                <m:sub>
+                  <m:r>
+                    <m:t>e</m:t>
+                  </m:r>
+                  <m:r>
+                    <m:t>s</m:t>
+                  </m:r>
+                  <m:r>
+                    <m:t>t</m:t>
+                  </m:r>
+                </m:sub>
+              </m:sSub>
+            </m:oMath>
+            <w:r>
+              <w:t xml:space="preserve"> </w:t>
+            </w:r>
+            <w:r>
+              <w:t xml:space="preserve">(kPa)</w:t>
             </w:r>
           </w:p>
         </w:tc>
@@ -905,14 +686,14 @@
         <w:br w:type="page"/>
       </w:r>
     </w:p>
-    <w:bookmarkEnd w:id="22"/>
-    <w:bookmarkStart w:id="23" w:name="Xca8b3a4035b9a0581af4c6b3c01f2cfac9b5d1d"/>
+    <w:bookmarkEnd w:id="21"/>
+    <w:bookmarkStart w:id="22" w:name="Xb6fad5e50ef80a1c080fb1f4d0f326573caa9a9"/>
     <w:p>
       <w:pPr>
         <w:pStyle w:val="Heading2"/>
       </w:pPr>
       <w:r>
-        <w:t xml:space="preserve">Report on Steinhart-Hart Fitting of Thermistor</w:t>
+        <w:t xml:space="preserve">Report on the Design and Characterization of a Thermistor Interface Circuit</w:t>
       </w:r>
     </w:p>
     <w:p>
@@ -920,7 +701,123 @@
         <w:pStyle w:val="FirstParagraph"/>
       </w:pPr>
       <w:r>
-        <w:t xml:space="preserve">Provide a table of results that matches the form below. Note the following:</w:t>
+        <w:t xml:space="preserve">Effort:</w:t>
+      </w:r>
+    </w:p>
+    <w:p>
+      <w:pPr>
+        <w:pStyle w:val="Compact"/>
+        <w:numPr>
+          <w:ilvl w:val="0"/>
+          <w:numId w:val="1028"/>
+        </w:numPr>
+      </w:pPr>
+      <w:r>
+        <w:t xml:space="preserve">Provides a picture of the thermistor interface circuit, including the thermistor divider.</w:t>
+      </w:r>
+    </w:p>
+    <w:p>
+      <w:pPr>
+        <w:pStyle w:val="Compact"/>
+        <w:numPr>
+          <w:ilvl w:val="0"/>
+          <w:numId w:val="1029"/>
+        </w:numPr>
+      </w:pPr>
+      <w:r>
+        <w:t xml:space="preserve">Provides a schematic of the thermistor interface circuit, including the thermistor divider.</w:t>
+      </w:r>
+    </w:p>
+    <w:p>
+      <w:pPr>
+        <w:pStyle w:val="Compact"/>
+        <w:numPr>
+          <w:ilvl w:val="0"/>
+          <w:numId w:val="1030"/>
+        </w:numPr>
+      </w:pPr>
+      <w:r>
+        <w:t xml:space="preserve">Equation relating op-amp input voltage to op-amp output voltage is included. May be incorrect if it looks like a good faith effort.</w:t>
+      </w:r>
+    </w:p>
+    <w:p>
+      <w:pPr>
+        <w:pStyle w:val="FirstParagraph"/>
+      </w:pPr>
+      <w:r>
+        <w:t xml:space="preserve">Complete:</w:t>
+      </w:r>
+    </w:p>
+    <w:p>
+      <w:pPr>
+        <w:pStyle w:val="Compact"/>
+        <w:numPr>
+          <w:ilvl w:val="0"/>
+          <w:numId w:val="1031"/>
+        </w:numPr>
+      </w:pPr>
+      <w:r>
+        <w:t xml:space="preserve">Equation relating op-amp input to op-amp output is correct.</w:t>
+      </w:r>
+    </w:p>
+    <w:p>
+      <w:pPr>
+        <w:pStyle w:val="Compact"/>
+        <w:numPr>
+          <w:ilvl w:val="0"/>
+          <w:numId w:val="1032"/>
+        </w:numPr>
+      </w:pPr>
+      <w:r>
+        <w:t xml:space="preserve">Predicted and measured resistance values are reported for 0 °C and 20 °C temperatures.</w:t>
+      </w:r>
+    </w:p>
+    <w:p>
+      <w:pPr>
+        <w:pStyle w:val="Compact"/>
+        <w:numPr>
+          <w:ilvl w:val="0"/>
+          <w:numId w:val="1033"/>
+        </w:numPr>
+      </w:pPr>
+      <w:r>
+        <w:t xml:space="preserve">Predicted and measured output voltages are reported for 0 °C and 20 °C temperatures.</w:t>
+      </w:r>
+    </w:p>
+    <w:p>
+      <w:pPr>
+        <w:pStyle w:val="Compact"/>
+        <w:numPr>
+          <w:ilvl w:val="0"/>
+          <w:numId w:val="1034"/>
+        </w:numPr>
+      </w:pPr>
+      <w:r>
+        <w:t xml:space="preserve">Predicted voltages and measured voltages are consistent with equations.</w:t>
+      </w:r>
+    </w:p>
+    <w:p>
+      <w:pPr>
+        <w:pStyle w:val="Compact"/>
+        <w:numPr>
+          <w:ilvl w:val="0"/>
+          <w:numId w:val="1035"/>
+        </w:numPr>
+      </w:pPr>
+      <w:r>
+        <w:t xml:space="preserve">Predicted and measured voltage at 0 °C is close to 0.3 V or 3.0 V.</w:t>
+      </w:r>
+    </w:p>
+    <w:p>
+      <w:pPr>
+        <w:pStyle w:val="Compact"/>
+        <w:numPr>
+          <w:ilvl w:val="0"/>
+          <w:numId w:val="1036"/>
+        </w:numPr>
+      </w:pPr>
+      <w:r>
+        <w:t xml:space="preserve">Predicted and measured voltage at 20 °C is close to 0.3V or 3.0 V (whichever is farthest from the 0 °C measurement).</w:t>
       </w:r>
     </w:p>
     <w:p>
@@ -932,386 +829,7 @@
         </w:numPr>
       </w:pPr>
       <w:r>
-        <w:t xml:space="preserve">T is the temperature measured by the digital thermometer</w:t>
-      </w:r>
-    </w:p>
-    <w:p>
-      <w:pPr>
-        <w:pStyle w:val="Compact"/>
-        <w:numPr>
-          <w:ilvl w:val="0"/>
-          <w:numId w:val="1037"/>
-        </w:numPr>
-      </w:pPr>
-      <w:r>
-        <w:t xml:space="preserve">R is the resistance measured by the multimeter.</w:t>
-      </w:r>
-    </w:p>
-    <w:p>
-      <w:pPr>
-        <w:pStyle w:val="FirstParagraph"/>
-      </w:pPr>
-      <w:r>
-        <w:t xml:space="preserve">Also provide extracted Steinhart-Hart coefficients with uncertainty and two graphs. One graph overlays R-T data and the Non-linear Steinhart-Hart fit. The other provides residuals from the Steinhart-Hart fit.</w:t>
-      </w:r>
-    </w:p>
-    <w:p>
-      <w:pPr>
-        <w:pStyle w:val="BodyText"/>
-      </w:pPr>
-      <w:r>
-        <w:t xml:space="preserve">Effort:</w:t>
-      </w:r>
-    </w:p>
-    <w:p>
-      <w:pPr>
-        <w:pStyle w:val="Compact"/>
-        <w:numPr>
-          <w:ilvl w:val="0"/>
-          <w:numId w:val="1038"/>
-        </w:numPr>
-      </w:pPr>
-      <w:r>
-        <w:t xml:space="preserve">At least four of table rows are filled in.</w:t>
-      </w:r>
-    </w:p>
-    <w:p>
-      <w:pPr>
-        <w:pStyle w:val="Compact"/>
-        <w:numPr>
-          <w:ilvl w:val="0"/>
-          <w:numId w:val="1039"/>
-        </w:numPr>
-      </w:pPr>
-      <w:r>
-        <w:t xml:space="preserve">Provides graph of T vs. R data.</w:t>
-      </w:r>
-    </w:p>
-    <w:p>
-      <w:pPr>
-        <w:pStyle w:val="Compact"/>
-        <w:numPr>
-          <w:ilvl w:val="0"/>
-          <w:numId w:val="1040"/>
-        </w:numPr>
-      </w:pPr>
-      <w:r>
-        <w:t xml:space="preserve">2-3 sentences on possible sources of uncertainty</w:t>
-      </w:r>
-    </w:p>
-    <w:p>
-      <w:pPr>
-        <w:pStyle w:val="FirstParagraph"/>
-      </w:pPr>
-      <w:r>
-        <w:t xml:space="preserve">Complete:</w:t>
-      </w:r>
-    </w:p>
-    <w:p>
-      <w:pPr>
-        <w:pStyle w:val="Compact"/>
-        <w:numPr>
-          <w:ilvl w:val="0"/>
-          <w:numId w:val="1041"/>
-        </w:numPr>
-      </w:pPr>
-      <w:r>
-        <w:t xml:space="preserve">All table rows are filled in.</w:t>
-      </w:r>
-    </w:p>
-    <w:p>
-      <w:pPr>
-        <w:pStyle w:val="Compact"/>
-        <w:numPr>
-          <w:ilvl w:val="0"/>
-          <w:numId w:val="1042"/>
-        </w:numPr>
-      </w:pPr>
-      <w:r>
-        <w:t xml:space="preserve">Includes code showing how to calculate Steinhart-Hart coefficients.</w:t>
-      </w:r>
-    </w:p>
-    <w:p>
-      <w:pPr>
-        <w:pStyle w:val="Compact"/>
-        <w:numPr>
-          <w:ilvl w:val="0"/>
-          <w:numId w:val="1043"/>
-        </w:numPr>
-      </w:pPr>
-      <w:r>
-        <w:t xml:space="preserve">Includes a plot of T vs. R that shows measured points with uncertainty and fit based on extracted Steinhart-Hart coefficients.</w:t>
-      </w:r>
-    </w:p>
-    <w:p>
-      <w:pPr>
-        <w:pStyle w:val="Compact"/>
-        <w:numPr>
-          <w:ilvl w:val="0"/>
-          <w:numId w:val="1044"/>
-        </w:numPr>
-      </w:pPr>
-      <w:r>
-        <w:t xml:space="preserve">Include plot of residuals from Steinhart-Hart fit.</w:t>
-      </w:r>
-    </w:p>
-    <w:tbl>
-      <w:tblPr>
-        <w:tblStyle w:val="Table"/>
-        <w:tblW w:type="auto" w:w="0"/>
-        <w:tblLook w:firstRow="1" w:lastRow="0" w:firstColumn="0" w:lastColumn="0" w:noHBand="0" w:noVBand="0" w:val="0020"/>
-      </w:tblPr>
-      <w:tblGrid>
-        <w:gridCol w:w="3960"/>
-        <w:gridCol w:w="3960"/>
-      </w:tblGrid>
-      <w:tr>
-        <w:trPr>
-          <w:tblHeader w:val="on"/>
-        </w:trPr>
-        <w:tc>
-          <w:tcPr/>
-          <w:p>
-            <w:pPr>
-              <w:pStyle w:val="Compact"/>
-            </w:pPr>
-            <w:r>
-              <w:t xml:space="preserve">T (°C)</w:t>
-            </w:r>
-          </w:p>
-        </w:tc>
-        <w:tc>
-          <w:tcPr/>
-          <w:p>
-            <w:pPr>
-              <w:pStyle w:val="Compact"/>
-            </w:pPr>
-            <w:r>
-              <w:t xml:space="preserve">R (k</w:t>
-            </w:r>
-            <m:oMath>
-              <m:r>
-                <m:t>Ω</m:t>
-              </m:r>
-            </m:oMath>
-            <w:r>
-              <w:t xml:space="preserve">)</w:t>
-            </w:r>
-          </w:p>
-        </w:tc>
-      </w:tr>
-      <w:tr>
-        <w:tc>
-          <w:tcPr/>
-          <w:p>
-            <w:pPr>
-              <w:pStyle w:val="Compact"/>
-            </w:pPr>
-          </w:p>
-        </w:tc>
-        <w:tc>
-          <w:tcPr/>
-          <w:p>
-            <w:pPr>
-              <w:pStyle w:val="Compact"/>
-            </w:pPr>
-          </w:p>
-        </w:tc>
-      </w:tr>
-      <w:tr>
-        <w:tc>
-          <w:tcPr/>
-          <w:p>
-            <w:pPr>
-              <w:pStyle w:val="Compact"/>
-            </w:pPr>
-          </w:p>
-        </w:tc>
-        <w:tc>
-          <w:tcPr/>
-          <w:p>
-            <w:pPr>
-              <w:pStyle w:val="Compact"/>
-            </w:pPr>
-          </w:p>
-        </w:tc>
-      </w:tr>
-      <w:tr>
-        <w:tc>
-          <w:tcPr/>
-          <w:p>
-            <w:pPr>
-              <w:pStyle w:val="Compact"/>
-            </w:pPr>
-          </w:p>
-        </w:tc>
-        <w:tc>
-          <w:tcPr/>
-          <w:p>
-            <w:pPr>
-              <w:pStyle w:val="Compact"/>
-            </w:pPr>
-          </w:p>
-        </w:tc>
-      </w:tr>
-    </w:tbl>
-    <w:p>
-      <w:r>
-        <w:br w:type="page"/>
-      </w:r>
-    </w:p>
-    <w:bookmarkEnd w:id="23"/>
-    <w:bookmarkStart w:id="24" w:name="report-on-measurements-of-thermocouple"/>
-    <w:p>
-      <w:pPr>
-        <w:pStyle w:val="Heading2"/>
-      </w:pPr>
-      <w:r>
-        <w:t xml:space="preserve">Report on Measurements of Thermocouple</w:t>
-      </w:r>
-    </w:p>
-    <w:p>
-      <w:pPr>
-        <w:pStyle w:val="FirstParagraph"/>
-      </w:pPr>
-      <w:r>
-        <w:t xml:space="preserve">Provide a table of results that matches the form below. Note the following:</w:t>
-      </w:r>
-    </w:p>
-    <w:p>
-      <w:pPr>
-        <w:pStyle w:val="Compact"/>
-        <w:numPr>
-          <w:ilvl w:val="0"/>
-          <w:numId w:val="1045"/>
-        </w:numPr>
-      </w:pPr>
-      <w:r>
-        <w:t xml:space="preserve">TT is the temperature measured by the digital thermometer</w:t>
-      </w:r>
-    </w:p>
-    <w:p>
-      <w:pPr>
-        <w:pStyle w:val="Compact"/>
-        <w:numPr>
-          <w:ilvl w:val="0"/>
-          <w:numId w:val="1045"/>
-        </w:numPr>
-      </w:pPr>
-      <w:r>
-        <w:t xml:space="preserve">TK is the temperature measured by the type-K thermocouple when the multimeter was in temperature mode.</w:t>
-      </w:r>
-    </w:p>
-    <w:p>
-      <w:pPr>
-        <w:pStyle w:val="Compact"/>
-        <w:numPr>
-          <w:ilvl w:val="0"/>
-          <w:numId w:val="1045"/>
-        </w:numPr>
-      </w:pPr>
-      <w:r>
-        <w:t xml:space="preserve">V is the thermocouple Voltage when the multimeter was in Voltage mode.</w:t>
-      </w:r>
-    </w:p>
-    <w:p>
-      <w:pPr>
-        <w:pStyle w:val="Compact"/>
-        <w:numPr>
-          <w:ilvl w:val="0"/>
-          <w:numId w:val="1045"/>
-        </w:numPr>
-      </w:pPr>
-      <w:r>
-        <w:t xml:space="preserve">CJC is the cold junction compensation Voltage.</w:t>
-      </w:r>
-    </w:p>
-    <w:p>
-      <w:pPr>
-        <w:pStyle w:val="Compact"/>
-        <w:numPr>
-          <w:ilvl w:val="0"/>
-          <w:numId w:val="1045"/>
-        </w:numPr>
-      </w:pPr>
-      <w:r>
-        <w:t xml:space="preserve">TD is the temperature decoded from the Voltage in Thermocouple mode.</w:t>
-      </w:r>
-    </w:p>
-    <w:p>
-      <w:pPr>
-        <w:pStyle w:val="FirstParagraph"/>
-      </w:pPr>
-      <w:r>
-        <w:t xml:space="preserve">Effort:</w:t>
-      </w:r>
-    </w:p>
-    <w:p>
-      <w:pPr>
-        <w:pStyle w:val="Compact"/>
-        <w:numPr>
-          <w:ilvl w:val="0"/>
-          <w:numId w:val="1046"/>
-        </w:numPr>
-      </w:pPr>
-      <w:r>
-        <w:t xml:space="preserve">At least two of table rows are filled in.</w:t>
-      </w:r>
-    </w:p>
-    <w:p>
-      <w:pPr>
-        <w:pStyle w:val="Compact"/>
-        <w:numPr>
-          <w:ilvl w:val="0"/>
-          <w:numId w:val="1047"/>
-        </w:numPr>
-      </w:pPr>
-      <w:r>
-        <w:t xml:space="preserve">CJC column has at least a reasonable guess.</w:t>
-      </w:r>
-    </w:p>
-    <w:p>
-      <w:pPr>
-        <w:pStyle w:val="Compact"/>
-        <w:numPr>
-          <w:ilvl w:val="0"/>
-          <w:numId w:val="1048"/>
-        </w:numPr>
-      </w:pPr>
-      <w:r>
-        <w:t xml:space="preserve">2-3 sentences on possible sources of uncertainty</w:t>
-      </w:r>
-    </w:p>
-    <w:p>
-      <w:pPr>
-        <w:pStyle w:val="FirstParagraph"/>
-      </w:pPr>
-      <w:r>
-        <w:t xml:space="preserve">Complete:</w:t>
-      </w:r>
-    </w:p>
-    <w:p>
-      <w:pPr>
-        <w:pStyle w:val="Compact"/>
-        <w:numPr>
-          <w:ilvl w:val="0"/>
-          <w:numId w:val="1049"/>
-        </w:numPr>
-      </w:pPr>
-      <w:r>
-        <w:t xml:space="preserve">All table rows are filled in.</w:t>
-      </w:r>
-    </w:p>
-    <w:p>
-      <w:pPr>
-        <w:pStyle w:val="Compact"/>
-        <w:numPr>
-          <w:ilvl w:val="0"/>
-          <w:numId w:val="1050"/>
-        </w:numPr>
-      </w:pPr>
-      <w:r>
-        <w:t xml:space="preserve">CJC column and decoded temperature are correct for measured Voltages.</w:t>
+        <w:t xml:space="preserve">2-3 sentences on possible sources of error between VOP and VOM.</w:t>
       </w:r>
     </w:p>
     <w:tbl>
@@ -1338,6 +856,596 @@
               <w:pStyle w:val="Compact"/>
             </w:pPr>
             <w:r>
+              <w:t xml:space="preserve">Temp (C)</w:t>
+            </w:r>
+          </w:p>
+        </w:tc>
+        <w:tc>
+          <w:tcPr/>
+          <w:p>
+            <w:pPr>
+              <w:pStyle w:val="Compact"/>
+            </w:pPr>
+            <w:r>
+              <w:t xml:space="preserve">RP (</w:t>
+            </w:r>
+            <m:oMath>
+              <m:r>
+                <m:t>Ω</m:t>
+              </m:r>
+            </m:oMath>
+            <w:r>
+              <w:t xml:space="preserve">)</w:t>
+            </w:r>
+          </w:p>
+        </w:tc>
+        <w:tc>
+          <w:tcPr/>
+          <w:p>
+            <w:pPr>
+              <w:pStyle w:val="Compact"/>
+            </w:pPr>
+            <w:r>
+              <w:t xml:space="preserve">VOP (V)</w:t>
+            </w:r>
+          </w:p>
+        </w:tc>
+        <w:tc>
+          <w:tcPr/>
+          <w:p>
+            <w:pPr>
+              <w:pStyle w:val="Compact"/>
+            </w:pPr>
+            <w:r>
+              <w:t xml:space="preserve">VOM (V)</w:t>
+            </w:r>
+          </w:p>
+        </w:tc>
+        <w:tc>
+          <w:tcPr/>
+          <w:p>
+            <w:pPr>
+              <w:pStyle w:val="Compact"/>
+            </w:pPr>
+            <w:r>
+              <w:t xml:space="preserve">ERR (%)</w:t>
+            </w:r>
+          </w:p>
+        </w:tc>
+      </w:tr>
+      <w:tr>
+        <w:tc>
+          <w:tcPr/>
+          <w:p>
+            <w:pPr>
+              <w:pStyle w:val="Compact"/>
+            </w:pPr>
+            <w:r>
+              <w:t xml:space="preserve">0</w:t>
+            </w:r>
+          </w:p>
+        </w:tc>
+        <w:tc>
+          <w:tcPr/>
+          <w:p>
+            <w:pPr>
+              <w:pStyle w:val="Compact"/>
+            </w:pPr>
+          </w:p>
+        </w:tc>
+        <w:tc>
+          <w:tcPr/>
+          <w:p>
+            <w:pPr>
+              <w:pStyle w:val="Compact"/>
+            </w:pPr>
+          </w:p>
+        </w:tc>
+        <w:tc>
+          <w:tcPr/>
+          <w:p>
+            <w:pPr>
+              <w:pStyle w:val="Compact"/>
+            </w:pPr>
+          </w:p>
+        </w:tc>
+        <w:tc>
+          <w:tcPr/>
+          <w:p>
+            <w:pPr>
+              <w:pStyle w:val="Compact"/>
+            </w:pPr>
+          </w:p>
+        </w:tc>
+      </w:tr>
+      <w:tr>
+        <w:tc>
+          <w:tcPr/>
+          <w:p>
+            <w:pPr>
+              <w:pStyle w:val="Compact"/>
+            </w:pPr>
+            <w:r>
+              <w:t xml:space="preserve">…</w:t>
+            </w:r>
+          </w:p>
+        </w:tc>
+        <w:tc>
+          <w:tcPr/>
+          <w:p>
+            <w:pPr>
+              <w:pStyle w:val="Compact"/>
+            </w:pPr>
+          </w:p>
+        </w:tc>
+        <w:tc>
+          <w:tcPr/>
+          <w:p>
+            <w:pPr>
+              <w:pStyle w:val="Compact"/>
+            </w:pPr>
+          </w:p>
+        </w:tc>
+        <w:tc>
+          <w:tcPr/>
+          <w:p>
+            <w:pPr>
+              <w:pStyle w:val="Compact"/>
+            </w:pPr>
+          </w:p>
+        </w:tc>
+        <w:tc>
+          <w:tcPr/>
+          <w:p>
+            <w:pPr>
+              <w:pStyle w:val="Compact"/>
+            </w:pPr>
+          </w:p>
+        </w:tc>
+      </w:tr>
+    </w:tbl>
+    <w:p>
+      <w:r>
+        <w:br w:type="page"/>
+      </w:r>
+    </w:p>
+    <w:bookmarkEnd w:id="22"/>
+    <w:bookmarkStart w:id="23" w:name="Xca8b3a4035b9a0581af4c6b3c01f2cfac9b5d1d"/>
+    <w:p>
+      <w:pPr>
+        <w:pStyle w:val="Heading2"/>
+      </w:pPr>
+      <w:r>
+        <w:t xml:space="preserve">Report on Steinhart-Hart Fitting of Thermistor</w:t>
+      </w:r>
+    </w:p>
+    <w:p>
+      <w:pPr>
+        <w:pStyle w:val="FirstParagraph"/>
+      </w:pPr>
+      <w:r>
+        <w:t xml:space="preserve">Provide a table of results that matches the form below. Note the following:</w:t>
+      </w:r>
+    </w:p>
+    <w:p>
+      <w:pPr>
+        <w:pStyle w:val="Compact"/>
+        <w:numPr>
+          <w:ilvl w:val="0"/>
+          <w:numId w:val="1038"/>
+        </w:numPr>
+      </w:pPr>
+      <w:r>
+        <w:t xml:space="preserve">T is the temperature measured by the digital thermometer.</w:t>
+      </w:r>
+    </w:p>
+    <w:p>
+      <w:pPr>
+        <w:pStyle w:val="Compact"/>
+        <w:numPr>
+          <w:ilvl w:val="0"/>
+          <w:numId w:val="1038"/>
+        </w:numPr>
+      </w:pPr>
+      <w:r>
+        <w:t xml:space="preserve">R is the resistance measured by the multimeter.</w:t>
+      </w:r>
+    </w:p>
+    <w:p>
+      <w:pPr>
+        <w:pStyle w:val="FirstParagraph"/>
+      </w:pPr>
+      <w:r>
+        <w:t xml:space="preserve">Effort:</w:t>
+      </w:r>
+    </w:p>
+    <w:p>
+      <w:pPr>
+        <w:pStyle w:val="Compact"/>
+        <w:numPr>
+          <w:ilvl w:val="0"/>
+          <w:numId w:val="1039"/>
+        </w:numPr>
+      </w:pPr>
+      <w:r>
+        <w:t xml:space="preserve">At least four of the table rows are filled in.</w:t>
+      </w:r>
+    </w:p>
+    <w:p>
+      <w:pPr>
+        <w:pStyle w:val="Compact"/>
+        <w:numPr>
+          <w:ilvl w:val="0"/>
+          <w:numId w:val="1040"/>
+        </w:numPr>
+      </w:pPr>
+      <w:r>
+        <w:t xml:space="preserve">Includes code showing how to calculate Steinhart-Hart coefficients.</w:t>
+      </w:r>
+    </w:p>
+    <w:p>
+      <w:pPr>
+        <w:pStyle w:val="Compact"/>
+        <w:numPr>
+          <w:ilvl w:val="0"/>
+          <w:numId w:val="1041"/>
+        </w:numPr>
+      </w:pPr>
+      <w:r>
+        <w:t xml:space="preserve">Reports Steinhart-Hart coefficients with 95% confidence intervals.</w:t>
+      </w:r>
+    </w:p>
+    <w:p>
+      <w:pPr>
+        <w:pStyle w:val="Compact"/>
+        <w:numPr>
+          <w:ilvl w:val="0"/>
+          <w:numId w:val="1042"/>
+        </w:numPr>
+      </w:pPr>
+      <w:r>
+        <w:t xml:space="preserve">Provides graph of T vs. R data.</w:t>
+      </w:r>
+    </w:p>
+    <w:p>
+      <w:pPr>
+        <w:pStyle w:val="Compact"/>
+        <w:numPr>
+          <w:ilvl w:val="0"/>
+          <w:numId w:val="1043"/>
+        </w:numPr>
+      </w:pPr>
+      <w:r>
+        <w:t xml:space="preserve">2-3 sentences on possible sources of uncertainty.</w:t>
+      </w:r>
+    </w:p>
+    <w:p>
+      <w:pPr>
+        <w:pStyle w:val="FirstParagraph"/>
+      </w:pPr>
+      <w:r>
+        <w:t xml:space="preserve">Complete:</w:t>
+      </w:r>
+    </w:p>
+    <w:p>
+      <w:pPr>
+        <w:pStyle w:val="Compact"/>
+        <w:numPr>
+          <w:ilvl w:val="0"/>
+          <w:numId w:val="1044"/>
+        </w:numPr>
+      </w:pPr>
+      <w:r>
+        <w:t xml:space="preserve">All six table rows are filled in.</w:t>
+      </w:r>
+    </w:p>
+    <w:p>
+      <w:pPr>
+        <w:pStyle w:val="Compact"/>
+        <w:numPr>
+          <w:ilvl w:val="0"/>
+          <w:numId w:val="1045"/>
+        </w:numPr>
+      </w:pPr>
+      <w:r>
+        <w:t xml:space="preserve">Includes a plot of T vs. R that shows measured points, the fit based on extracted Steinhart-Hart coefficients, and functional and observational bounds.</w:t>
+      </w:r>
+    </w:p>
+    <w:p>
+      <w:pPr>
+        <w:pStyle w:val="Compact"/>
+        <w:numPr>
+          <w:ilvl w:val="0"/>
+          <w:numId w:val="1046"/>
+        </w:numPr>
+      </w:pPr>
+      <w:r>
+        <w:t xml:space="preserve">Includes a plot of residuals from Steinhart-Hart fit.</w:t>
+      </w:r>
+    </w:p>
+    <w:tbl>
+      <w:tblPr>
+        <w:tblStyle w:val="Table"/>
+        <w:tblW w:type="auto" w:w="0"/>
+        <w:tblLook w:firstRow="1" w:lastRow="0" w:firstColumn="0" w:lastColumn="0" w:noHBand="0" w:noVBand="0" w:val="0020"/>
+      </w:tblPr>
+      <w:tblGrid>
+        <w:gridCol w:w="3960"/>
+        <w:gridCol w:w="3960"/>
+      </w:tblGrid>
+      <w:tr>
+        <w:trPr>
+          <w:tblHeader w:val="on"/>
+        </w:trPr>
+        <w:tc>
+          <w:tcPr/>
+          <w:p>
+            <w:pPr>
+              <w:pStyle w:val="Compact"/>
+            </w:pPr>
+            <w:r>
+              <w:t xml:space="preserve">T (°C)</w:t>
+            </w:r>
+          </w:p>
+        </w:tc>
+        <w:tc>
+          <w:tcPr/>
+          <w:p>
+            <w:pPr>
+              <w:pStyle w:val="Compact"/>
+            </w:pPr>
+            <w:r>
+              <w:t xml:space="preserve">R (k</w:t>
+            </w:r>
+            <m:oMath>
+              <m:r>
+                <m:t>Ω</m:t>
+              </m:r>
+            </m:oMath>
+            <w:r>
+              <w:t xml:space="preserve">)</w:t>
+            </w:r>
+          </w:p>
+        </w:tc>
+      </w:tr>
+      <w:tr>
+        <w:tc>
+          <w:tcPr/>
+          <w:p>
+            <w:pPr>
+              <w:pStyle w:val="Compact"/>
+            </w:pPr>
+          </w:p>
+        </w:tc>
+        <w:tc>
+          <w:tcPr/>
+          <w:p>
+            <w:pPr>
+              <w:pStyle w:val="Compact"/>
+            </w:pPr>
+          </w:p>
+        </w:tc>
+      </w:tr>
+      <w:tr>
+        <w:tc>
+          <w:tcPr/>
+          <w:p>
+            <w:pPr>
+              <w:pStyle w:val="Compact"/>
+            </w:pPr>
+          </w:p>
+        </w:tc>
+        <w:tc>
+          <w:tcPr/>
+          <w:p>
+            <w:pPr>
+              <w:pStyle w:val="Compact"/>
+            </w:pPr>
+          </w:p>
+        </w:tc>
+      </w:tr>
+      <w:tr>
+        <w:tc>
+          <w:tcPr/>
+          <w:p>
+            <w:pPr>
+              <w:pStyle w:val="Compact"/>
+            </w:pPr>
+          </w:p>
+        </w:tc>
+        <w:tc>
+          <w:tcPr/>
+          <w:p>
+            <w:pPr>
+              <w:pStyle w:val="Compact"/>
+            </w:pPr>
+          </w:p>
+        </w:tc>
+      </w:tr>
+    </w:tbl>
+    <w:p>
+      <w:r>
+        <w:br w:type="page"/>
+      </w:r>
+    </w:p>
+    <w:bookmarkEnd w:id="23"/>
+    <w:bookmarkStart w:id="24" w:name="report-on-measurements-of-thermocouple"/>
+    <w:p>
+      <w:pPr>
+        <w:pStyle w:val="Heading2"/>
+      </w:pPr>
+      <w:r>
+        <w:t xml:space="preserve">Report on Measurements of Thermocouple</w:t>
+      </w:r>
+    </w:p>
+    <w:p>
+      <w:pPr>
+        <w:pStyle w:val="FirstParagraph"/>
+      </w:pPr>
+      <w:r>
+        <w:t xml:space="preserve">Provide a table of results that matches the form below. Note the following:</w:t>
+      </w:r>
+    </w:p>
+    <w:p>
+      <w:pPr>
+        <w:pStyle w:val="Compact"/>
+        <w:numPr>
+          <w:ilvl w:val="0"/>
+          <w:numId w:val="1047"/>
+        </w:numPr>
+      </w:pPr>
+      <w:r>
+        <w:t xml:space="preserve">TT is the temperature measured by the digital thermometer</w:t>
+      </w:r>
+    </w:p>
+    <w:p>
+      <w:pPr>
+        <w:pStyle w:val="Compact"/>
+        <w:numPr>
+          <w:ilvl w:val="0"/>
+          <w:numId w:val="1047"/>
+        </w:numPr>
+      </w:pPr>
+      <w:r>
+        <w:t xml:space="preserve">TK is the temperature measured by the type-K thermocouple when the multimeter was in temperature mode</w:t>
+      </w:r>
+    </w:p>
+    <w:p>
+      <w:pPr>
+        <w:pStyle w:val="Compact"/>
+        <w:numPr>
+          <w:ilvl w:val="0"/>
+          <w:numId w:val="1047"/>
+        </w:numPr>
+      </w:pPr>
+      <w:r>
+        <w:t xml:space="preserve">V is the thermocouple voltage when the multimeter was in Voltage mode</w:t>
+      </w:r>
+    </w:p>
+    <w:p>
+      <w:pPr>
+        <w:pStyle w:val="Compact"/>
+        <w:numPr>
+          <w:ilvl w:val="0"/>
+          <w:numId w:val="1047"/>
+        </w:numPr>
+      </w:pPr>
+      <w:r>
+        <w:t xml:space="preserve">CJC is the cold junction compensation voltage</w:t>
+      </w:r>
+    </w:p>
+    <w:p>
+      <w:pPr>
+        <w:pStyle w:val="Compact"/>
+        <w:numPr>
+          <w:ilvl w:val="0"/>
+          <w:numId w:val="1047"/>
+        </w:numPr>
+      </w:pPr>
+      <w:r>
+        <w:t xml:space="preserve">TD is the temperature decoded from the voltage in Thermocouple mode</w:t>
+      </w:r>
+    </w:p>
+    <w:p>
+      <w:pPr>
+        <w:pStyle w:val="FirstParagraph"/>
+      </w:pPr>
+      <w:r>
+        <w:t xml:space="preserve">Effort:</w:t>
+      </w:r>
+    </w:p>
+    <w:p>
+      <w:pPr>
+        <w:pStyle w:val="Compact"/>
+        <w:numPr>
+          <w:ilvl w:val="0"/>
+          <w:numId w:val="1048"/>
+        </w:numPr>
+      </w:pPr>
+      <w:r>
+        <w:t xml:space="preserve">At least four of the table rows are filled in.</w:t>
+      </w:r>
+    </w:p>
+    <w:p>
+      <w:pPr>
+        <w:pStyle w:val="Compact"/>
+        <w:numPr>
+          <w:ilvl w:val="0"/>
+          <w:numId w:val="1049"/>
+        </w:numPr>
+      </w:pPr>
+      <w:r>
+        <w:t xml:space="preserve">CJC column has at least a reasonable guess.</w:t>
+      </w:r>
+    </w:p>
+    <w:p>
+      <w:pPr>
+        <w:pStyle w:val="FirstParagraph"/>
+      </w:pPr>
+      <w:r>
+        <w:t xml:space="preserve">Complete:</w:t>
+      </w:r>
+    </w:p>
+    <w:p>
+      <w:pPr>
+        <w:pStyle w:val="Compact"/>
+        <w:numPr>
+          <w:ilvl w:val="0"/>
+          <w:numId w:val="1050"/>
+        </w:numPr>
+      </w:pPr>
+      <w:r>
+        <w:t xml:space="preserve">All six table rows are filled in.</w:t>
+      </w:r>
+    </w:p>
+    <w:p>
+      <w:pPr>
+        <w:pStyle w:val="Compact"/>
+        <w:numPr>
+          <w:ilvl w:val="0"/>
+          <w:numId w:val="1051"/>
+        </w:numPr>
+      </w:pPr>
+      <w:r>
+        <w:t xml:space="preserve">CJC column and decoded temperature are correct for measured voltages.</w:t>
+      </w:r>
+    </w:p>
+    <w:p>
+      <w:pPr>
+        <w:pStyle w:val="Compact"/>
+        <w:numPr>
+          <w:ilvl w:val="0"/>
+          <w:numId w:val="1052"/>
+        </w:numPr>
+      </w:pPr>
+      <w:r>
+        <w:t xml:space="preserve">2-3 sentences on possible sources of discrepancy between TT and TK.</w:t>
+      </w:r>
+    </w:p>
+    <w:tbl>
+      <w:tblPr>
+        <w:tblStyle w:val="Table"/>
+        <w:tblW w:type="auto" w:w="0"/>
+        <w:tblLook w:firstRow="1" w:lastRow="0" w:firstColumn="0" w:lastColumn="0" w:noHBand="0" w:noVBand="0" w:val="0020"/>
+      </w:tblPr>
+      <w:tblGrid>
+        <w:gridCol w:w="1584"/>
+        <w:gridCol w:w="1584"/>
+        <w:gridCol w:w="1584"/>
+        <w:gridCol w:w="1584"/>
+        <w:gridCol w:w="1584"/>
+      </w:tblGrid>
+      <w:tr>
+        <w:trPr>
+          <w:tblHeader w:val="on"/>
+        </w:trPr>
+        <w:tc>
+          <w:tcPr/>
+          <w:p>
+            <w:pPr>
+              <w:pStyle w:val="Compact"/>
+            </w:pPr>
+            <w:r>
               <w:t xml:space="preserve">TT (°C)</w:t>
             </w:r>
           </w:p>
@@ -1542,7 +1650,7 @@
         <w:pStyle w:val="Compact"/>
         <w:numPr>
           <w:ilvl w:val="0"/>
-          <w:numId w:val="1051"/>
+          <w:numId w:val="1053"/>
         </w:numPr>
       </w:pPr>
       <w:r>
@@ -1554,7 +1662,7 @@
         <w:pStyle w:val="Compact"/>
         <w:numPr>
           <w:ilvl w:val="0"/>
-          <w:numId w:val="1052"/>
+          <w:numId w:val="1054"/>
         </w:numPr>
       </w:pPr>
       <w:r>
@@ -1574,7 +1682,7 @@
         <w:pStyle w:val="Compact"/>
         <w:numPr>
           <w:ilvl w:val="0"/>
-          <w:numId w:val="1053"/>
+          <w:numId w:val="1055"/>
         </w:numPr>
       </w:pPr>
       <w:r>
@@ -1586,7 +1694,7 @@
         <w:pStyle w:val="Compact"/>
         <w:numPr>
           <w:ilvl w:val="0"/>
-          <w:numId w:val="1054"/>
+          <w:numId w:val="1056"/>
         </w:numPr>
       </w:pPr>
       <w:r>
@@ -1995,11 +2103,11 @@
     <w:abstractNumId w:val="992"/>
   </w:num>
   <w:num w:numId="1037">
+    <w:abstractNumId w:val="992"/>
+  </w:num>
+  <w:num w:numId="1038">
     <w:abstractNumId w:val="991"/>
   </w:num>
-  <w:num w:numId="1038">
-    <w:abstractNumId w:val="992"/>
-  </w:num>
   <w:num w:numId="1039">
     <w:abstractNumId w:val="992"/>
   </w:num>
@@ -2019,14 +2127,14 @@
     <w:abstractNumId w:val="992"/>
   </w:num>
   <w:num w:numId="1045">
+    <w:abstractNumId w:val="992"/>
+  </w:num>
+  <w:num w:numId="1046">
+    <w:abstractNumId w:val="992"/>
+  </w:num>
+  <w:num w:numId="1047">
     <w:abstractNumId w:val="991"/>
   </w:num>
-  <w:num w:numId="1046">
-    <w:abstractNumId w:val="992"/>
-  </w:num>
-  <w:num w:numId="1047">
-    <w:abstractNumId w:val="992"/>
-  </w:num>
   <w:num w:numId="1048">
     <w:abstractNumId w:val="992"/>
   </w:num>
@@ -2046,6 +2154,12 @@
     <w:abstractNumId w:val="992"/>
   </w:num>
   <w:num w:numId="1054">
+    <w:abstractNumId w:val="992"/>
+  </w:num>
+  <w:num w:numId="1055">
+    <w:abstractNumId w:val="992"/>
+  </w:num>
+  <w:num w:numId="1056">
     <w:abstractNumId w:val="992"/>
   </w:num>
 </w:numbering>

--- a/labs/lab4/submission.docx
+++ b/labs/lab4/submission.docx
@@ -570,12 +570,21 @@
                 </m:e>
                 <m:sub>
                   <m:r>
+                    <m:rPr>
+                      <m:sty m:val="p"/>
+                    </m:rPr>
                     <m:t>e</m:t>
                   </m:r>
                   <m:r>
+                    <m:rPr>
+                      <m:sty m:val="p"/>
+                    </m:rPr>
                     <m:t>s</m:t>
                   </m:r>
                   <m:r>
+                    <m:rPr>
+                      <m:sty m:val="p"/>
+                    </m:rPr>
                     <m:t>t</m:t>
                   </m:r>
                 </m:sub>

--- a/labs/lab4/submission.docx
+++ b/labs/lab4/submission.docx
@@ -401,12 +401,21 @@
           </m:e>
           <m:sub>
             <m:r>
+              <m:rPr>
+                <m:sty m:val="p"/>
+              </m:rPr>
               <m:t>e</m:t>
             </m:r>
             <m:r>
+              <m:rPr>
+                <m:sty m:val="p"/>
+              </m:rPr>
               <m:t>s</m:t>
             </m:r>
             <m:r>
+              <m:rPr>
+                <m:sty m:val="p"/>
+              </m:rPr>
               <m:t>t</m:t>
             </m:r>
           </m:sub>

--- a/labs/lab4/submission.docx
+++ b/labs/lab4/submission.docx
@@ -184,7 +184,7 @@
       <w:r>
         <w:t xml:space="preserve"> </w:t>
       </w:r>
-      <w:hyperlink r:id="rId20">
+      <w:hyperlink r:id="rId9">
         <w:r>
           <w:rPr>
             <w:rStyle w:val="Hyperlink"/>
@@ -236,7 +236,7 @@
         <w:br w:type="page"/>
       </w:r>
     </w:p>
-    <w:bookmarkStart w:id="21" w:name="X2ad371d1aaa4956b220b214e74281bbfee91376"/>
+    <w:bookmarkStart w:id="10" w:name="X2ad371d1aaa4956b220b214e74281bbfee91376"/>
     <w:p>
       <w:pPr>
         <w:pStyle w:val="Heading2"/>
@@ -704,8 +704,8 @@
         <w:br w:type="page"/>
       </w:r>
     </w:p>
-    <w:bookmarkEnd w:id="21"/>
-    <w:bookmarkStart w:id="22" w:name="Xb6fad5e50ef80a1c080fb1f4d0f326573caa9a9"/>
+    <w:bookmarkEnd w:id="10"/>
+    <w:bookmarkStart w:id="11" w:name="Xb6fad5e50ef80a1c080fb1f4d0f326573caa9a9"/>
     <w:p>
       <w:pPr>
         <w:pStyle w:val="Heading2"/>
@@ -889,6 +889,9 @@
             </w:r>
             <m:oMath>
               <m:r>
+                <m:rPr>
+                  <m:sty m:val="p"/>
+                </m:rPr>
                 <m:t>Ω</m:t>
               </m:r>
             </m:oMath>
@@ -1027,8 +1030,8 @@
         <w:br w:type="page"/>
       </w:r>
     </w:p>
-    <w:bookmarkEnd w:id="22"/>
-    <w:bookmarkStart w:id="23" w:name="Xca8b3a4035b9a0581af4c6b3c01f2cfac9b5d1d"/>
+    <w:bookmarkEnd w:id="11"/>
+    <w:bookmarkStart w:id="12" w:name="Xca8b3a4035b9a0581af4c6b3c01f2cfac9b5d1d"/>
     <w:p>
       <w:pPr>
         <w:pStyle w:val="Heading2"/>
@@ -1217,6 +1220,9 @@
             </w:r>
             <m:oMath>
               <m:r>
+                <m:rPr>
+                  <m:sty m:val="p"/>
+                </m:rPr>
                 <m:t>Ω</m:t>
               </m:r>
             </m:oMath>
@@ -1286,8 +1292,8 @@
         <w:br w:type="page"/>
       </w:r>
     </w:p>
-    <w:bookmarkEnd w:id="23"/>
-    <w:bookmarkStart w:id="24" w:name="report-on-measurements-of-thermocouple"/>
+    <w:bookmarkEnd w:id="12"/>
+    <w:bookmarkStart w:id="13" w:name="report-on-measurements-of-thermocouple"/>
     <w:p>
       <w:pPr>
         <w:pStyle w:val="Heading2"/>
@@ -1645,8 +1651,8 @@
         <w:br w:type="page"/>
       </w:r>
     </w:p>
-    <w:bookmarkEnd w:id="24"/>
-    <w:bookmarkStart w:id="25" w:name="Xd19f41f3586b14e946644e441f5f532ac771ab1"/>
+    <w:bookmarkEnd w:id="13"/>
+    <w:bookmarkStart w:id="14" w:name="Xd19f41f3586b14e946644e441f5f532ac771ab1"/>
     <w:p>
       <w:pPr>
         <w:pStyle w:val="Heading2"/>
@@ -1719,7 +1725,7 @@
         <w:t xml:space="preserve">Brief (3-5 sentence) discussion about which sensors are appropriate for E80 robots and for cold-junction compensation sensors.</w:t>
       </w:r>
     </w:p>
-    <w:bookmarkEnd w:id="25"/>
+    <w:bookmarkEnd w:id="14"/>
     <w:sectPr>
       <w:footnotePr>
         <w:numRestart w:val="eachSect"/>
@@ -2188,10 +2194,10 @@
   <w:docDefaults>
     <w:rPrDefault>
       <w:rPr>
-        <w:rFonts w:asciiTheme="minorHAnsi" w:cstheme="minorBidi" w:eastAsiaTheme="minorHAnsi" w:hAnsiTheme="minorHAnsi"/>
+        <w:rFonts w:asciiTheme="minorHAnsi" w:cstheme="minorBidi" w:eastAsiaTheme="minorEastAsia" w:hAnsiTheme="minorHAnsi"/>
         <w:sz w:val="24"/>
         <w:szCs w:val="24"/>
-        <w:lang w:bidi="ar-SA" w:eastAsia="en-US" w:val="en-US"/>
+        <w:lang w:bidi="ar-SA" w:eastAsia="zh-CN" w:val="en-US"/>
       </w:rPr>
     </w:rPrDefault>
     <w:pPrDefault>
@@ -2732,13 +2738,6 @@
       </w:tblCellMar>
     </w:tblPr>
     <w:tblStylePr w:type="firstRow">
-      <w:tblPr>
-        <w:jc w:val="left"/>
-        <w:tblInd w:type="dxa" w:w="0"/>
-      </w:tblPr>
-      <w:trPr>
-        <w:jc w:val="left"/>
-      </w:trPr>
       <w:tcPr>
         <w:tcBorders>
           <w:bottom w:val="single"/>
